--- a/assets/data/Mindset1- Custom.docx
+++ b/assets/data/Mindset1- Custom.docx
@@ -1,6 +1,6 @@
 
 <file path=word/document.xml><?xml version="1.0" encoding="utf-8"?>
-<w:document xmlns:wpc="http://schemas.microsoft.com/office/word/2010/wordprocessingCanvas" xmlns:cx="http://schemas.microsoft.com/office/drawing/2014/chartex" xmlns:cx1="http://schemas.microsoft.com/office/drawing/2015/9/8/chartex" xmlns:cx2="http://schemas.microsoft.com/office/drawing/2015/10/21/chartex" xmlns:cx3="http://schemas.microsoft.com/office/drawing/2016/5/9/chartex" xmlns:cx4="http://schemas.microsoft.com/office/drawing/2016/5/10/chartex" xmlns:cx5="http://schemas.microsoft.com/office/drawing/2016/5/11/chartex" xmlns:cx6="http://schemas.microsoft.com/office/drawing/2016/5/12/chartex" xmlns:cx7="http://schemas.microsoft.com/office/drawing/2016/5/13/chartex" xmlns:cx8="http://schemas.microsoft.com/office/drawing/2016/5/14/chartex" xmlns:mc="http://schemas.openxmlformats.org/markup-compatibility/2006" xmlns:aink="http://schemas.microsoft.com/office/drawing/2016/ink" xmlns:am3d="http://schemas.microsoft.com/office/drawing/2017/model3d" xmlns:o="urn:schemas-microsoft-com:office:office" xmlns:oel="http://schemas.microsoft.com/office/2019/extlst" xmlns:r="http://schemas.openxmlformats.org/officeDocument/2006/relationships" xmlns:m="http://schemas.openxmlformats.org/officeDocument/2006/math" xmlns:v="urn:schemas-microsoft-com:vml" xmlns:wp14="http://schemas.microsoft.com/office/word/2010/wordprocessingDrawing" xmlns:wp="http://schemas.openxmlformats.org/drawingml/2006/wordprocessingDrawing" xmlns:w10="urn:schemas-microsoft-com:office:word" xmlns:w="http://schemas.openxmlformats.org/wordprocessingml/2006/main" xmlns:w14="http://schemas.microsoft.com/office/word/2010/wordml" xmlns:w15="http://schemas.microsoft.com/office/word/2012/wordml" xmlns:w16cei="http://schemas.microsoft.com/office/word/2026/wordml/cei" xmlns:w16cex="http://schemas.microsoft.com/office/word/2018/wordml/cex" xmlns:w16cid="http://schemas.microsoft.com/office/word/2016/wordml/cid" xmlns:w16="http://schemas.microsoft.com/office/word/2018/wordml" xmlns:w16du="http://schemas.microsoft.com/office/word/2023/wordml/word16du" xmlns:w16sdtdh="http://schemas.microsoft.com/office/word/2020/wordml/sdtdatahash" xmlns:w16sdtfl="http://schemas.microsoft.com/office/word/2024/wordml/sdtformatlock" xmlns:w16se="http://schemas.microsoft.com/office/word/2015/wordml/symex" xmlns:wpg="http://schemas.microsoft.com/office/word/2010/wordprocessingGroup" xmlns:wpi="http://schemas.microsoft.com/office/word/2010/wordprocessingInk" xmlns:wne="http://schemas.microsoft.com/office/word/2006/wordml" xmlns:wps="http://schemas.microsoft.com/office/word/2010/wordprocessingShape" mc:Ignorable="w14 w15 w16se w16cid w16 w16cex w16sdtdh w16sdtfl w16du wp14">
+<w:document xmlns:wpc="http://schemas.microsoft.com/office/word/2010/wordprocessingCanvas" xmlns:cx="http://schemas.microsoft.com/office/drawing/2014/chartex" xmlns:cx1="http://schemas.microsoft.com/office/drawing/2015/9/8/chartex" xmlns:cx2="http://schemas.microsoft.com/office/drawing/2015/10/21/chartex" xmlns:cx3="http://schemas.microsoft.com/office/drawing/2016/5/9/chartex" xmlns:cx4="http://schemas.microsoft.com/office/drawing/2016/5/10/chartex" xmlns:cx5="http://schemas.microsoft.com/office/drawing/2016/5/11/chartex" xmlns:cx6="http://schemas.microsoft.com/office/drawing/2016/5/12/chartex" xmlns:cx7="http://schemas.microsoft.com/office/drawing/2016/5/13/chartex" xmlns:cx8="http://schemas.microsoft.com/office/drawing/2016/5/14/chartex" xmlns:mc="http://schemas.openxmlformats.org/markup-compatibility/2006" xmlns:aink="http://schemas.microsoft.com/office/drawing/2016/ink" xmlns:am3d="http://schemas.microsoft.com/office/drawing/2017/model3d" xmlns:o="urn:schemas-microsoft-com:office:office" xmlns:oel="http://schemas.microsoft.com/office/2019/extlst" xmlns:r="http://schemas.openxmlformats.org/officeDocument/2006/relationships" xmlns:m="http://schemas.openxmlformats.org/officeDocument/2006/math" xmlns:v="urn:schemas-microsoft-com:vml" xmlns:wp14="http://schemas.microsoft.com/office/word/2010/wordprocessingDrawing" xmlns:wp="http://schemas.openxmlformats.org/drawingml/2006/wordprocessingDrawing" xmlns:w10="urn:schemas-microsoft-com:office:word" xmlns:w="http://schemas.openxmlformats.org/wordprocessingml/2006/main" xmlns:w14="http://schemas.microsoft.com/office/word/2010/wordml" xmlns:w15="http://schemas.microsoft.com/office/word/2012/wordml" xmlns:w16cex="http://schemas.microsoft.com/office/word/2018/wordml/cex" xmlns:w16cid="http://schemas.microsoft.com/office/word/2016/wordml/cid" xmlns:w16="http://schemas.microsoft.com/office/word/2018/wordml" xmlns:w16sdtdh="http://schemas.microsoft.com/office/word/2020/wordml/sdtdatahash" xmlns:w16se="http://schemas.microsoft.com/office/word/2015/wordml/symex" xmlns:wpg="http://schemas.microsoft.com/office/word/2010/wordprocessingGroup" xmlns:wpi="http://schemas.microsoft.com/office/word/2010/wordprocessingInk" xmlns:wne="http://schemas.microsoft.com/office/word/2006/wordml" xmlns:wps="http://schemas.microsoft.com/office/word/2010/wordprocessingShape" mc:Ignorable="w14 w15 w16se w16cid w16 w16cex w16sdtdh wp14">
   <w:body>
     <w:tbl>
       <w:tblPr>
@@ -375,11 +375,19 @@
             <w:r>
               <w:t xml:space="preserve">I </w:t>
             </w:r>
+            <w:proofErr w:type="gramStart"/>
             <w:r>
               <w:rPr>
                 <w:i/>
               </w:rPr>
-              <w:t>other daughter</w:t>
+              <w:t>other</w:t>
+            </w:r>
+            <w:proofErr w:type="gramEnd"/>
+            <w:r>
+              <w:rPr>
+                <w:i/>
+              </w:rPr>
+              <w:t xml:space="preserve"> daughter</w:t>
             </w:r>
             <w:r>
               <w:rPr>
@@ -892,6 +900,87 @@
               <w:t>Read the text quickly and check which are mentioned. Ignore the highlighted words.</w:t>
             </w:r>
           </w:p>
+          <w:p>
+            <w:pPr>
+              <w:rPr>
+                <w:rFonts w:ascii="Source Sans 3 SemiBold" w:hAnsi="Source Sans 3 SemiBold"/>
+                <w:b/>
+                <w:bCs/>
+                <w:noProof/>
+                <w:color w:val="FFFFFF" w:themeColor="background1"/>
+                <w:shd w:val="clear" w:color="auto" w:fill="68AF3D"/>
+              </w:rPr>
+            </w:pPr>
+            <w:r>
+              <w:rPr>
+                <w:rFonts w:ascii="Source Sans 3 SemiBold" w:hAnsi="Source Sans 3 SemiBold"/>
+                <w:b/>
+                <w:bCs/>
+                <w:noProof/>
+                <w:color w:val="FFFFFF" w:themeColor="background1"/>
+                <w:bdr w:val="single" w:sz="24" w:space="0" w:color="DDEF82"/>
+                <w:shd w:val="clear" w:color="auto" w:fill="89DD56"/>
+              </w:rPr>
+              <w:t xml:space="preserve">TIP </w:t>
+            </w:r>
+            <w:r>
+              <w:rPr>
+                <w:rFonts w:ascii="Source Sans 3 SemiBold" w:hAnsi="Source Sans 3 SemiBold"/>
+                <w:b/>
+                <w:bCs/>
+                <w:noProof/>
+                <w:bdr w:val="single" w:sz="24" w:space="0" w:color="DDEF82"/>
+                <w:shd w:val="clear" w:color="auto" w:fill="89DD56"/>
+              </w:rPr>
+              <w:t>02</w:t>
+            </w:r>
+          </w:p>
+          <w:tbl>
+            <w:tblPr>
+              <w:tblStyle w:val="NormalTable"/>
+              <w:tblW w:w="0" w:type="auto"/>
+              <w:tblBorders>
+                <w:top w:val="single" w:sz="18" w:space="0" w:color="DDEF82"/>
+                <w:left w:val="single" w:sz="18" w:space="0" w:color="DDEF82"/>
+                <w:bottom w:val="single" w:sz="18" w:space="0" w:color="DDEF82"/>
+                <w:right w:val="single" w:sz="18" w:space="0" w:color="DDEF82"/>
+                <w:insideH w:val="single" w:sz="18" w:space="0" w:color="DDEF82"/>
+                <w:insideV w:val="single" w:sz="18" w:space="0" w:color="DDEF82"/>
+              </w:tblBorders>
+              <w:tblLook w:val="04A0" w:firstRow="1" w:lastRow="0" w:firstColumn="1" w:lastColumn="0" w:noHBand="0" w:noVBand="1"/>
+            </w:tblPr>
+            <w:tblGrid>
+              <w:gridCol w:w="5530"/>
+            </w:tblGrid>
+            <w:tr>
+              <w:tc>
+                <w:tcPr>
+                  <w:tcW w:w="6061" w:type="dxa"/>
+                </w:tcPr>
+                <w:p>
+                  <w:pPr>
+                    <w:rPr>
+                      <w:noProof/>
+                      <w:sz w:val="21"/>
+                      <w:szCs w:val="21"/>
+                    </w:rPr>
+                  </w:pPr>
+                  <w:r>
+                    <w:rPr>
+                      <w:sz w:val="21"/>
+                      <w:szCs w:val="21"/>
+                    </w:rPr>
+                    <w:t>Don't worry if you don't know a word in the text. You can often guess the meaning by reading the other words in the sentence. And you may not need to know the meaning to answer the questions.</w:t>
+                  </w:r>
+                </w:p>
+              </w:tc>
+            </w:tr>
+          </w:tbl>
+          <w:p>
+            <w:pPr>
+              <w:pStyle w:val="SS3M-115"/>
+            </w:pPr>
+          </w:p>
         </w:tc>
         <w:tc>
           <w:tcPr>
@@ -1027,131 +1116,6 @@
               </w:rPr>
               <w:t>In Asia, the Middle East, South America and Sub-Saharan Africa over 40% of children live in families with other adults such as aunts, uncles and grandparents in addition to their parents. In South Africa, it is almost 70%. On the other hand, in Europe, Australia and North America, less than 25% of children live in extended families. Is the lack of close contact with relatives putting some children at a disadvantage?</w:t>
             </w:r>
-          </w:p>
-        </w:tc>
-      </w:tr>
-      <w:tr>
-        <w:tc>
-          <w:tcPr>
-            <w:tcW w:w="582" w:type="dxa"/>
-          </w:tcPr>
-          <w:p>
-            <w:pPr>
-              <w:rPr>
-                <w:bCs/>
-                <w:szCs w:val="26"/>
-              </w:rPr>
-            </w:pPr>
-          </w:p>
-        </w:tc>
-        <w:tc>
-          <w:tcPr>
-            <w:tcW w:w="5792" w:type="dxa"/>
-          </w:tcPr>
-          <w:p>
-            <w:pPr>
-              <w:rPr>
-                <w:rFonts w:ascii="Source Sans 3 SemiBold" w:hAnsi="Source Sans 3 SemiBold"/>
-                <w:b/>
-                <w:bCs/>
-                <w:noProof/>
-                <w:color w:val="FFFFFF" w:themeColor="background1"/>
-                <w:shd w:val="clear" w:color="auto" w:fill="68AF3D"/>
-              </w:rPr>
-            </w:pPr>
-            <w:r>
-              <w:rPr>
-                <w:rFonts w:ascii="Source Sans 3 SemiBold" w:hAnsi="Source Sans 3 SemiBold"/>
-                <w:b/>
-                <w:bCs/>
-                <w:noProof/>
-                <w:color w:val="FFFFFF" w:themeColor="background1"/>
-                <w:bdr w:val="single" w:sz="24" w:space="0" w:color="DDEF82"/>
-                <w:shd w:val="clear" w:color="auto" w:fill="89DD56"/>
-              </w:rPr>
-              <w:t xml:space="preserve">TIP </w:t>
-            </w:r>
-            <w:r>
-              <w:rPr>
-                <w:rFonts w:ascii="Source Sans 3 SemiBold" w:hAnsi="Source Sans 3 SemiBold"/>
-                <w:b/>
-                <w:bCs/>
-                <w:noProof/>
-                <w:bdr w:val="single" w:sz="24" w:space="0" w:color="DDEF82"/>
-                <w:shd w:val="clear" w:color="auto" w:fill="89DD56"/>
-              </w:rPr>
-              <w:t>02</w:t>
-            </w:r>
-          </w:p>
-          <w:tbl>
-            <w:tblPr>
-              <w:tblStyle w:val="NormalTable"/>
-              <w:tblW w:w="0" w:type="auto"/>
-              <w:tblBorders>
-                <w:top w:val="single" w:sz="18" w:space="0" w:color="DDEF82"/>
-                <w:left w:val="single" w:sz="18" w:space="0" w:color="DDEF82"/>
-                <w:bottom w:val="single" w:sz="18" w:space="0" w:color="DDEF82"/>
-                <w:right w:val="single" w:sz="18" w:space="0" w:color="DDEF82"/>
-                <w:insideH w:val="single" w:sz="18" w:space="0" w:color="DDEF82"/>
-                <w:insideV w:val="single" w:sz="18" w:space="0" w:color="DDEF82"/>
-              </w:tblBorders>
-              <w:tblLook w:val="04A0" w:firstRow="1" w:lastRow="0" w:firstColumn="1" w:lastColumn="0" w:noHBand="0" w:noVBand="1"/>
-            </w:tblPr>
-            <w:tblGrid>
-              <w:gridCol w:w="5530"/>
-            </w:tblGrid>
-            <w:tr>
-              <w:tc>
-                <w:tcPr>
-                  <w:tcW w:w="6061" w:type="dxa"/>
-                </w:tcPr>
-                <w:p>
-                  <w:pPr>
-                    <w:rPr>
-                      <w:noProof/>
-                      <w:sz w:val="21"/>
-                      <w:szCs w:val="21"/>
-                    </w:rPr>
-                  </w:pPr>
-                  <w:r>
-                    <w:rPr>
-                      <w:sz w:val="21"/>
-                      <w:szCs w:val="21"/>
-                    </w:rPr>
-                    <w:t>Don't worry if you don't know a word in the text. You can often guess the meaning by reading the other words in the sentence. And you may not need to know the meaning to answer the questions.</w:t>
-                  </w:r>
-                </w:p>
-              </w:tc>
-            </w:tr>
-          </w:tbl>
-          <w:p>
-            <w:pPr>
-              <w:rPr>
-                <w:rFonts w:ascii="Source Sans 3 Medium" w:hAnsi="Source Sans 3 Medium"/>
-                <w:b/>
-                <w:bCs/>
-                <w:sz w:val="23"/>
-                <w:szCs w:val="23"/>
-              </w:rPr>
-            </w:pPr>
-          </w:p>
-        </w:tc>
-        <w:tc>
-          <w:tcPr>
-            <w:tcW w:w="7938" w:type="dxa"/>
-          </w:tcPr>
-          <w:p>
-            <w:pPr>
-              <w:rPr>
-                <w:rFonts w:ascii="Source Sans 3 Medium" w:hAnsi="Source Sans 3 Medium"/>
-                <w:b/>
-                <w:bCs/>
-                <w:color w:val="F15575"/>
-                <w:sz w:val="34"/>
-                <w:szCs w:val="34"/>
-                <w:shd w:val="clear" w:color="auto" w:fill="373A3F"/>
-              </w:rPr>
-            </w:pPr>
           </w:p>
         </w:tc>
       </w:tr>
@@ -2706,6 +2670,72 @@
           <w:tcPr>
             <w:tcW w:w="6791" w:type="dxa"/>
           </w:tcPr>
+          <w:tbl>
+            <w:tblPr>
+              <w:tblStyle w:val="NormalTable"/>
+              <w:tblW w:w="0" w:type="auto"/>
+              <w:tblBorders>
+                <w:top w:val="single" w:sz="18" w:space="0" w:color="DDEF82"/>
+                <w:left w:val="single" w:sz="18" w:space="0" w:color="DDEF82"/>
+                <w:bottom w:val="single" w:sz="18" w:space="0" w:color="DDEF82"/>
+                <w:right w:val="single" w:sz="18" w:space="0" w:color="DDEF82"/>
+                <w:insideH w:val="single" w:sz="18" w:space="0" w:color="DDEF82"/>
+                <w:insideV w:val="single" w:sz="18" w:space="0" w:color="DDEF82"/>
+              </w:tblBorders>
+              <w:tblLook w:val="04A0" w:firstRow="1" w:lastRow="0" w:firstColumn="1" w:lastColumn="0" w:noHBand="0" w:noVBand="1"/>
+            </w:tblPr>
+            <w:tblGrid>
+              <w:gridCol w:w="6061"/>
+            </w:tblGrid>
+            <w:tr>
+              <w:tc>
+                <w:tcPr>
+                  <w:tcW w:w="6061" w:type="dxa"/>
+                </w:tcPr>
+                <w:p>
+                  <w:pPr>
+                    <w:rPr>
+                      <w:sz w:val="21"/>
+                      <w:szCs w:val="21"/>
+                    </w:rPr>
+                  </w:pPr>
+                  <w:r>
+                    <w:rPr>
+                      <w:color w:val="DDEF82"/>
+                      <w:sz w:val="32"/>
+                      <w:szCs w:val="32"/>
+                    </w:rPr>
+                    <w:t>◉</w:t>
+                  </w:r>
+                  <w:r>
+                    <w:t xml:space="preserve"> </w:t>
+                  </w:r>
+                  <w:r>
+                    <w:rPr>
+                      <w:sz w:val="21"/>
+                      <w:szCs w:val="21"/>
+                    </w:rPr>
+                    <w:t xml:space="preserve">In this type of task you have to answer questions using </w:t>
+                  </w:r>
+                  <w:r>
+                    <w:rPr>
+                      <w:b/>
+                      <w:sz w:val="21"/>
+                      <w:szCs w:val="21"/>
+                    </w:rPr>
+                    <w:t xml:space="preserve">up to three words, or up to two words and/or a number. </w:t>
+                  </w:r>
+                  <w:r>
+                    <w:rPr>
+                      <w:sz w:val="21"/>
+                      <w:szCs w:val="21"/>
+                    </w:rPr>
+                    <w:t>The instructions tell you how many words you can use. Short-answer questions test if you can find the right part of the text quickly and understand the information.</w:t>
+                  </w:r>
+                </w:p>
+              </w:tc>
+            </w:tr>
+          </w:tbl>
           <w:p>
             <w:pPr>
               <w:spacing w:after="120"/>
@@ -2722,6 +2752,1341 @@
       </w:tr>
     </w:tbl>
     <w:p>
+      <w:r>
+        <w:br w:type="page"/>
+      </w:r>
+    </w:p>
+    <w:tbl>
+      <w:tblPr>
+        <w:tblStyle w:val="CommonTable"/>
+        <w:tblW w:w="0" w:type="auto"/>
+        <w:tblBorders>
+          <w:top w:val="single" w:sz="24" w:space="0" w:color="auto"/>
+          <w:left w:val="single" w:sz="24" w:space="0" w:color="auto"/>
+          <w:bottom w:val="single" w:sz="24" w:space="0" w:color="auto"/>
+          <w:right w:val="single" w:sz="24" w:space="0" w:color="auto"/>
+          <w:insideH w:val="single" w:sz="24" w:space="0" w:color="auto"/>
+          <w:insideV w:val="single" w:sz="24" w:space="0" w:color="auto"/>
+        </w:tblBorders>
+        <w:tblLook w:val="04A0" w:firstRow="1" w:lastRow="0" w:firstColumn="1" w:lastColumn="0" w:noHBand="0" w:noVBand="1"/>
+      </w:tblPr>
+      <w:tblGrid>
+        <w:gridCol w:w="4965"/>
+      </w:tblGrid>
+      <w:tr>
+        <w:tc>
+          <w:tcPr>
+            <w:tcW w:w="0" w:type="auto"/>
+            <w:shd w:val="clear" w:color="auto" w:fill="DDF03C"/>
+          </w:tcPr>
+          <w:p>
+            <w:pPr>
+              <w:rPr>
+                <w:rFonts w:ascii="Source Sans 3 Medium" w:hAnsi="Source Sans 3 Medium"/>
+                <w:b/>
+                <w:bCs/>
+                <w:sz w:val="23"/>
+                <w:szCs w:val="23"/>
+                <w:lang w:bidi="ar-SA"/>
+              </w:rPr>
+            </w:pPr>
+            <w:r>
+              <w:rPr>
+                <w:b/>
+                <w:bCs/>
+                <w:sz w:val="24"/>
+                <w:szCs w:val="24"/>
+              </w:rPr>
+              <w:lastRenderedPageBreak/>
+              <w:t>IDENTIFYING THE KEY WORDS IN A QUESTION</w:t>
+            </w:r>
+          </w:p>
+        </w:tc>
+      </w:tr>
+    </w:tbl>
+    <w:p>
+      <w:pPr>
+        <w:rPr>
+          <w:rFonts w:ascii="Source Sans 3" w:hAnsi="Source Sans 3"/>
+          <w:sz w:val="2"/>
+          <w:szCs w:val="2"/>
+        </w:rPr>
+      </w:pPr>
+    </w:p>
+    <w:tbl>
+      <w:tblPr>
+        <w:tblStyle w:val="DottedTable"/>
+        <w:tblW w:w="14392" w:type="dxa"/>
+        <w:tblLook w:val="04A0" w:firstRow="1" w:lastRow="0" w:firstColumn="1" w:lastColumn="0" w:noHBand="0" w:noVBand="1"/>
+      </w:tblPr>
+      <w:tblGrid>
+        <w:gridCol w:w="582"/>
+        <w:gridCol w:w="9336"/>
+        <w:gridCol w:w="4474"/>
+      </w:tblGrid>
+      <w:tr>
+        <w:tc>
+          <w:tcPr>
+            <w:tcW w:w="582" w:type="dxa"/>
+          </w:tcPr>
+          <w:tbl>
+            <w:tblPr>
+              <w:tblStyle w:val="CompactTable"/>
+              <w:tblW w:w="0" w:type="auto"/>
+              <w:tblBorders>
+                <w:top w:val="single" w:sz="18" w:space="0" w:color="A4B785"/>
+                <w:left w:val="single" w:sz="18" w:space="0" w:color="A4B785"/>
+                <w:bottom w:val="single" w:sz="18" w:space="0" w:color="A4B785"/>
+                <w:right w:val="single" w:sz="18" w:space="0" w:color="A4B785"/>
+                <w:insideH w:val="single" w:sz="18" w:space="0" w:color="A4B785"/>
+                <w:insideV w:val="single" w:sz="18" w:space="0" w:color="A4B785"/>
+              </w:tblBorders>
+              <w:tblLook w:val="04A0" w:firstRow="1" w:lastRow="0" w:firstColumn="1" w:lastColumn="0" w:noHBand="0" w:noVBand="1"/>
+            </w:tblPr>
+            <w:tblGrid>
+              <w:gridCol w:w="320"/>
+            </w:tblGrid>
+            <w:tr>
+              <w:tc>
+                <w:tcPr>
+                  <w:tcW w:w="385" w:type="dxa"/>
+                </w:tcPr>
+                <w:p>
+                  <w:pPr>
+                    <w:rPr>
+                      <w:b w:val="0"/>
+                      <w:bCs/>
+                      <w:szCs w:val="26"/>
+                      <w:bdr w:val="single" w:sz="12" w:space="0" w:color="FFFF00"/>
+                    </w:rPr>
+                  </w:pPr>
+                  <w:r>
+                    <w:rPr>
+                      <w:bCs/>
+                      <w:szCs w:val="26"/>
+                      <w:lang w:bidi="ar-SA"/>
+                    </w:rPr>
+                    <w:t>05</w:t>
+                  </w:r>
+                </w:p>
+              </w:tc>
+            </w:tr>
+          </w:tbl>
+          <w:p>
+            <w:pPr>
+              <w:rPr>
+                <w:rFonts w:ascii="Source Sans 3" w:hAnsi="Source Sans 3"/>
+                <w:b/>
+                <w:bCs/>
+                <w:sz w:val="26"/>
+                <w:szCs w:val="26"/>
+                <w:bdr w:val="single" w:sz="12" w:space="0" w:color="FFFF00"/>
+              </w:rPr>
+            </w:pPr>
+          </w:p>
+        </w:tc>
+        <w:tc>
+          <w:tcPr>
+            <w:tcW w:w="9336" w:type="dxa"/>
+          </w:tcPr>
+          <w:p>
+            <w:pPr>
+              <w:pStyle w:val="SS3M-115"/>
+            </w:pPr>
+            <w:r>
+              <w:t>Identify the key words in these questions.</w:t>
+            </w:r>
+          </w:p>
+          <w:p>
+            <w:pPr>
+              <w:pStyle w:val="SS3-115"/>
+              <w:numPr>
+                <w:ilvl w:val="0"/>
+                <w:numId w:val="112"/>
+              </w:numPr>
+              <w:ind w:left="284" w:hanging="284"/>
+            </w:pPr>
+            <w:r>
+              <w:t>What percentage of children live in extended families in Asia, the Middle East, South America and Sub-Saharan Africa?</w:t>
+            </w:r>
+          </w:p>
+          <w:p>
+            <w:pPr>
+              <w:pStyle w:val="SS3-115"/>
+              <w:numPr>
+                <w:ilvl w:val="0"/>
+                <w:numId w:val="112"/>
+              </w:numPr>
+              <w:ind w:left="284" w:hanging="284"/>
+            </w:pPr>
+            <w:r>
+              <w:t>Why are grandparents often less busy and stressed than parents?</w:t>
+            </w:r>
+          </w:p>
+          <w:p>
+            <w:pPr>
+              <w:pStyle w:val="SS3-115"/>
+              <w:numPr>
+                <w:ilvl w:val="0"/>
+                <w:numId w:val="112"/>
+              </w:numPr>
+              <w:ind w:left="284" w:hanging="284"/>
+              <w:rPr>
+                <w:rStyle w:val="BlankWord1"/>
+                <w:rFonts w:ascii="Source Sans 3 Medium" w:hAnsi="Source Sans 3 Medium"/>
+                <w:b/>
+                <w:bCs/>
+                <w:bdr w:val="none" w:sz="0" w:space="0" w:color="auto"/>
+                <w:shd w:val="clear" w:color="auto" w:fill="auto"/>
+                <w:rtl/>
+                <w14:textOutline w14:w="0" w14:cap="rnd" w14:cmpd="sng" w14:algn="ctr">
+                  <w14:noFill/>
+                  <w14:prstDash w14:val="solid"/>
+                  <w14:bevel/>
+                </w14:textOutline>
+              </w:rPr>
+            </w:pPr>
+            <w:r>
+              <w:t>What do young adults often think living alone will be like?</w:t>
+            </w:r>
+          </w:p>
+        </w:tc>
+        <w:tc>
+          <w:tcPr>
+            <w:tcW w:w="4474" w:type="dxa"/>
+          </w:tcPr>
+          <w:tbl>
+            <w:tblPr>
+              <w:tblStyle w:val="NormalTable"/>
+              <w:tblW w:w="0" w:type="auto"/>
+              <w:tblBorders>
+                <w:top w:val="single" w:sz="18" w:space="0" w:color="DDEF82"/>
+                <w:left w:val="single" w:sz="18" w:space="0" w:color="DDEF82"/>
+                <w:bottom w:val="single" w:sz="18" w:space="0" w:color="DDEF82"/>
+                <w:right w:val="single" w:sz="18" w:space="0" w:color="DDEF82"/>
+                <w:insideH w:val="single" w:sz="18" w:space="0" w:color="DDEF82"/>
+                <w:insideV w:val="single" w:sz="18" w:space="0" w:color="DDEF82"/>
+              </w:tblBorders>
+              <w:tblLook w:val="04A0" w:firstRow="1" w:lastRow="0" w:firstColumn="1" w:lastColumn="0" w:noHBand="0" w:noVBand="1"/>
+            </w:tblPr>
+            <w:tblGrid>
+              <w:gridCol w:w="4212"/>
+            </w:tblGrid>
+            <w:tr>
+              <w:tc>
+                <w:tcPr>
+                  <w:tcW w:w="6061" w:type="dxa"/>
+                </w:tcPr>
+                <w:p>
+                  <w:pPr>
+                    <w:rPr>
+                      <w:sz w:val="21"/>
+                      <w:szCs w:val="21"/>
+                    </w:rPr>
+                  </w:pPr>
+                  <w:r>
+                    <w:rPr>
+                      <w:rFonts w:ascii="Cambria Math" w:hAnsi="Cambria Math" w:cs="Cambria Math"/>
+                      <w:color w:val="DDEF82"/>
+                      <w:sz w:val="32"/>
+                      <w:szCs w:val="32"/>
+                    </w:rPr>
+                    <w:t>◉</w:t>
+                  </w:r>
+                  <w:r>
+                    <w:t xml:space="preserve"> </w:t>
+                  </w:r>
+                  <w:r>
+                    <w:rPr>
+                      <w:sz w:val="21"/>
+                      <w:szCs w:val="21"/>
+                    </w:rPr>
+                    <w:t xml:space="preserve">Before you look for the answer to a question, it helps if you find the </w:t>
+                  </w:r>
+                  <w:r>
+                    <w:rPr>
+                      <w:b/>
+                      <w:bCs/>
+                      <w:sz w:val="21"/>
+                      <w:szCs w:val="21"/>
+                    </w:rPr>
+                    <w:t>key words</w:t>
+                  </w:r>
+                  <w:r>
+                    <w:rPr>
+                      <w:sz w:val="21"/>
+                      <w:szCs w:val="21"/>
+                    </w:rPr>
+                    <w:t xml:space="preserve"> - the most important words - in the question. This will help you find the information you need.</w:t>
+                  </w:r>
+                </w:p>
+                <w:p>
+                  <w:pPr>
+                    <w:rPr>
+                      <w:sz w:val="21"/>
+                      <w:szCs w:val="21"/>
+                    </w:rPr>
+                  </w:pPr>
+                  <w:r>
+                    <w:rPr>
+                      <w:sz w:val="21"/>
+                      <w:szCs w:val="21"/>
+                    </w:rPr>
+                    <w:t xml:space="preserve">Example: What do </w:t>
+                  </w:r>
+                  <w:r>
+                    <w:rPr>
+                      <w:sz w:val="21"/>
+                      <w:szCs w:val="21"/>
+                      <w:u w:val="single"/>
+                    </w:rPr>
+                    <w:t>young</w:t>
+                  </w:r>
+                  <w:r>
+                    <w:rPr>
+                      <w:sz w:val="21"/>
+                      <w:szCs w:val="21"/>
+                    </w:rPr>
+                    <w:t xml:space="preserve"> </w:t>
+                  </w:r>
+                  <w:r>
+                    <w:rPr>
+                      <w:sz w:val="21"/>
+                      <w:szCs w:val="21"/>
+                      <w:u w:val="single"/>
+                    </w:rPr>
+                    <w:t>people</w:t>
+                  </w:r>
+                  <w:r>
+                    <w:rPr>
+                      <w:sz w:val="21"/>
+                      <w:szCs w:val="21"/>
+                    </w:rPr>
+                    <w:t xml:space="preserve"> often think about </w:t>
+                  </w:r>
+                  <w:r>
+                    <w:rPr>
+                      <w:sz w:val="21"/>
+                      <w:szCs w:val="21"/>
+                      <w:u w:val="single"/>
+                    </w:rPr>
+                    <w:t>older family</w:t>
+                  </w:r>
+                  <w:r>
+                    <w:rPr>
+                      <w:sz w:val="21"/>
+                      <w:szCs w:val="21"/>
+                    </w:rPr>
+                    <w:t xml:space="preserve"> </w:t>
+                  </w:r>
+                  <w:r>
+                    <w:rPr>
+                      <w:sz w:val="21"/>
+                      <w:szCs w:val="21"/>
+                      <w:u w:val="single"/>
+                    </w:rPr>
+                    <w:t>members?</w:t>
+                  </w:r>
+                </w:p>
+              </w:tc>
+            </w:tr>
+          </w:tbl>
+          <w:p>
+            <w:pPr>
+              <w:spacing w:after="120"/>
+              <w:rPr>
+                <w:rFonts w:ascii="Source Sans 3 Medium" w:hAnsi="Source Sans 3 Medium"/>
+                <w:b/>
+                <w:bCs/>
+                <w:sz w:val="23"/>
+                <w:szCs w:val="23"/>
+              </w:rPr>
+            </w:pPr>
+          </w:p>
+        </w:tc>
+      </w:tr>
+    </w:tbl>
+    <w:p>
+      <w:pPr>
+        <w:rPr>
+          <w:rFonts w:ascii="Source Sans 3" w:hAnsi="Source Sans 3"/>
+          <w:sz w:val="2"/>
+          <w:szCs w:val="2"/>
+        </w:rPr>
+      </w:pPr>
+    </w:p>
+    <w:tbl>
+      <w:tblPr>
+        <w:tblStyle w:val="CommonTable"/>
+        <w:tblW w:w="0" w:type="auto"/>
+        <w:tblBorders>
+          <w:top w:val="single" w:sz="24" w:space="0" w:color="auto"/>
+          <w:left w:val="single" w:sz="24" w:space="0" w:color="auto"/>
+          <w:bottom w:val="single" w:sz="24" w:space="0" w:color="auto"/>
+          <w:right w:val="single" w:sz="24" w:space="0" w:color="auto"/>
+          <w:insideH w:val="single" w:sz="24" w:space="0" w:color="auto"/>
+          <w:insideV w:val="single" w:sz="24" w:space="0" w:color="auto"/>
+        </w:tblBorders>
+        <w:tblLook w:val="04A0" w:firstRow="1" w:lastRow="0" w:firstColumn="1" w:lastColumn="0" w:noHBand="0" w:noVBand="1"/>
+      </w:tblPr>
+      <w:tblGrid>
+        <w:gridCol w:w="2094"/>
+      </w:tblGrid>
+      <w:tr>
+        <w:tc>
+          <w:tcPr>
+            <w:tcW w:w="0" w:type="auto"/>
+            <w:shd w:val="clear" w:color="auto" w:fill="DDF03C"/>
+          </w:tcPr>
+          <w:p>
+            <w:pPr>
+              <w:rPr>
+                <w:rFonts w:ascii="Source Sans 3 Medium" w:hAnsi="Source Sans 3 Medium"/>
+                <w:b/>
+                <w:bCs/>
+                <w:sz w:val="23"/>
+                <w:szCs w:val="23"/>
+                <w:lang w:bidi="ar-SA"/>
+              </w:rPr>
+            </w:pPr>
+            <w:r>
+              <w:rPr>
+                <w:b/>
+                <w:bCs/>
+                <w:sz w:val="24"/>
+                <w:szCs w:val="24"/>
+              </w:rPr>
+              <w:t>SCANNING A TEXT</w:t>
+            </w:r>
+          </w:p>
+        </w:tc>
+      </w:tr>
+    </w:tbl>
+    <w:tbl>
+      <w:tblPr>
+        <w:tblStyle w:val="DottedTable"/>
+        <w:tblW w:w="14392" w:type="dxa"/>
+        <w:tblLook w:val="04A0" w:firstRow="1" w:lastRow="0" w:firstColumn="1" w:lastColumn="0" w:noHBand="0" w:noVBand="1"/>
+      </w:tblPr>
+      <w:tblGrid>
+        <w:gridCol w:w="582"/>
+        <w:gridCol w:w="9336"/>
+        <w:gridCol w:w="4474"/>
+      </w:tblGrid>
+      <w:tr>
+        <w:tc>
+          <w:tcPr>
+            <w:tcW w:w="582" w:type="dxa"/>
+          </w:tcPr>
+          <w:tbl>
+            <w:tblPr>
+              <w:tblStyle w:val="CompactTable"/>
+              <w:tblW w:w="0" w:type="auto"/>
+              <w:tblBorders>
+                <w:top w:val="single" w:sz="18" w:space="0" w:color="A4B785"/>
+                <w:left w:val="single" w:sz="18" w:space="0" w:color="A4B785"/>
+                <w:bottom w:val="single" w:sz="18" w:space="0" w:color="A4B785"/>
+                <w:right w:val="single" w:sz="18" w:space="0" w:color="A4B785"/>
+                <w:insideH w:val="single" w:sz="18" w:space="0" w:color="A4B785"/>
+                <w:insideV w:val="single" w:sz="18" w:space="0" w:color="A4B785"/>
+              </w:tblBorders>
+              <w:tblLook w:val="04A0" w:firstRow="1" w:lastRow="0" w:firstColumn="1" w:lastColumn="0" w:noHBand="0" w:noVBand="1"/>
+            </w:tblPr>
+            <w:tblGrid>
+              <w:gridCol w:w="320"/>
+            </w:tblGrid>
+            <w:tr>
+              <w:tc>
+                <w:tcPr>
+                  <w:tcW w:w="385" w:type="dxa"/>
+                </w:tcPr>
+                <w:p>
+                  <w:pPr>
+                    <w:rPr>
+                      <w:b w:val="0"/>
+                      <w:bCs/>
+                      <w:szCs w:val="26"/>
+                      <w:bdr w:val="single" w:sz="12" w:space="0" w:color="FFFF00"/>
+                    </w:rPr>
+                  </w:pPr>
+                  <w:r>
+                    <w:rPr>
+                      <w:bCs/>
+                      <w:szCs w:val="26"/>
+                      <w:lang w:bidi="ar-SA"/>
+                    </w:rPr>
+                    <w:t>06</w:t>
+                  </w:r>
+                </w:p>
+              </w:tc>
+            </w:tr>
+          </w:tbl>
+          <w:p>
+            <w:pPr>
+              <w:rPr>
+                <w:bCs/>
+                <w:szCs w:val="26"/>
+              </w:rPr>
+            </w:pPr>
+          </w:p>
+        </w:tc>
+        <w:tc>
+          <w:tcPr>
+            <w:tcW w:w="9336" w:type="dxa"/>
+          </w:tcPr>
+          <w:p>
+            <w:pPr>
+              <w:pStyle w:val="SS3M-115"/>
+            </w:pPr>
+            <w:r>
+              <w:t>Answer the questions in exercise 5. Follow the advice in the box.</w:t>
+            </w:r>
+          </w:p>
+          <w:p>
+            <w:pPr>
+              <w:pStyle w:val="SS3M-115"/>
+            </w:pPr>
+          </w:p>
+        </w:tc>
+        <w:tc>
+          <w:tcPr>
+            <w:tcW w:w="4474" w:type="dxa"/>
+          </w:tcPr>
+          <w:tbl>
+            <w:tblPr>
+              <w:tblStyle w:val="NormalTable"/>
+              <w:tblW w:w="0" w:type="auto"/>
+              <w:tblBorders>
+                <w:top w:val="single" w:sz="18" w:space="0" w:color="DDEF82"/>
+                <w:left w:val="single" w:sz="18" w:space="0" w:color="DDEF82"/>
+                <w:bottom w:val="single" w:sz="18" w:space="0" w:color="DDEF82"/>
+                <w:right w:val="single" w:sz="18" w:space="0" w:color="DDEF82"/>
+                <w:insideH w:val="single" w:sz="18" w:space="0" w:color="DDEF82"/>
+                <w:insideV w:val="single" w:sz="18" w:space="0" w:color="DDEF82"/>
+              </w:tblBorders>
+              <w:tblLook w:val="04A0" w:firstRow="1" w:lastRow="0" w:firstColumn="1" w:lastColumn="0" w:noHBand="0" w:noVBand="1"/>
+            </w:tblPr>
+            <w:tblGrid>
+              <w:gridCol w:w="4212"/>
+            </w:tblGrid>
+            <w:tr>
+              <w:tc>
+                <w:tcPr>
+                  <w:tcW w:w="6061" w:type="dxa"/>
+                </w:tcPr>
+                <w:p>
+                  <w:pPr>
+                    <w:spacing w:after="0" w:line="240" w:lineRule="auto"/>
+                    <w:rPr>
+                      <w:rFonts w:ascii="Source Sans 3" w:hAnsi="Source Sans 3"/>
+                      <w:sz w:val="21"/>
+                      <w:szCs w:val="21"/>
+                    </w:rPr>
+                  </w:pPr>
+                  <w:r>
+                    <w:rPr>
+                      <w:rFonts w:ascii="Cambria Math" w:hAnsi="Cambria Math" w:cs="Cambria Math"/>
+                      <w:color w:val="DDEF82"/>
+                      <w:sz w:val="32"/>
+                      <w:szCs w:val="32"/>
+                    </w:rPr>
+                    <w:t>◉</w:t>
+                  </w:r>
+                  <w:r>
+                    <w:t xml:space="preserve"> </w:t>
+                  </w:r>
+                  <w:r>
+                    <w:rPr>
+                      <w:rFonts w:ascii="Source Sans 3" w:hAnsi="Source Sans 3"/>
+                      <w:sz w:val="21"/>
+                      <w:szCs w:val="21"/>
+                    </w:rPr>
+                    <w:t>When you are answering a question:</w:t>
+                  </w:r>
+                </w:p>
+                <w:p>
+                  <w:pPr>
+                    <w:pStyle w:val="ListParagraph"/>
+                    <w:numPr>
+                      <w:ilvl w:val="0"/>
+                      <w:numId w:val="114"/>
+                    </w:numPr>
+                    <w:ind w:left="340" w:hanging="170"/>
+                    <w:rPr>
+                      <w:rFonts w:ascii="Source Sans 3" w:hAnsi="Source Sans 3"/>
+                      <w:sz w:val="21"/>
+                      <w:szCs w:val="21"/>
+                    </w:rPr>
+                  </w:pPr>
+                  <w:r>
+                    <w:rPr>
+                      <w:rFonts w:ascii="Source Sans 3" w:hAnsi="Source Sans 3"/>
+                      <w:sz w:val="21"/>
+                      <w:szCs w:val="21"/>
+                    </w:rPr>
+                    <w:t>Decide on the key words in the question and think of words with a similar meaning.</w:t>
+                  </w:r>
+                </w:p>
+                <w:p>
+                  <w:pPr>
+                    <w:pStyle w:val="ListParagraph"/>
+                    <w:numPr>
+                      <w:ilvl w:val="0"/>
+                      <w:numId w:val="114"/>
+                    </w:numPr>
+                    <w:ind w:left="340" w:hanging="170"/>
+                    <w:rPr>
+                      <w:rFonts w:ascii="Source Sans 3" w:hAnsi="Source Sans 3"/>
+                      <w:sz w:val="21"/>
+                      <w:szCs w:val="21"/>
+                    </w:rPr>
+                  </w:pPr>
+                  <w:r>
+                    <w:rPr>
+                      <w:rFonts w:ascii="Source Sans 3" w:hAnsi="Source Sans 3"/>
+                      <w:sz w:val="21"/>
+                      <w:szCs w:val="21"/>
+                    </w:rPr>
+                    <w:t>Move your eyes quickly across and down the text, looking for the key words, or words that mean the same. Don't read every word. This is called 'scanning'</w:t>
+                  </w:r>
+                </w:p>
+                <w:p>
+                  <w:pPr>
+                    <w:pStyle w:val="ListParagraph"/>
+                    <w:numPr>
+                      <w:ilvl w:val="0"/>
+                      <w:numId w:val="114"/>
+                    </w:numPr>
+                    <w:ind w:left="340" w:hanging="170"/>
+                    <w:rPr>
+                      <w:rFonts w:ascii="Source Sans 3" w:hAnsi="Source Sans 3"/>
+                      <w:sz w:val="21"/>
+                      <w:szCs w:val="21"/>
+                    </w:rPr>
+                  </w:pPr>
+                  <w:r>
+                    <w:rPr>
+                      <w:rFonts w:ascii="Source Sans 3" w:hAnsi="Source Sans 3"/>
+                      <w:sz w:val="21"/>
+                      <w:szCs w:val="21"/>
+                    </w:rPr>
+                    <w:t>If the text has headings, use them to help you decide which part of the text to look at first.</w:t>
+                  </w:r>
+                </w:p>
+                <w:p>
+                  <w:pPr>
+                    <w:pStyle w:val="ListParagraph"/>
+                    <w:numPr>
+                      <w:ilvl w:val="0"/>
+                      <w:numId w:val="114"/>
+                    </w:numPr>
+                    <w:ind w:left="340" w:hanging="170"/>
+                    <w:rPr>
+                      <w:rFonts w:ascii="Source Sans 3" w:hAnsi="Source Sans 3"/>
+                      <w:sz w:val="21"/>
+                      <w:szCs w:val="21"/>
+                    </w:rPr>
+                  </w:pPr>
+                  <w:r>
+                    <w:rPr>
+                      <w:rFonts w:ascii="Source Sans 3" w:hAnsi="Source Sans 3"/>
+                      <w:sz w:val="21"/>
+                      <w:szCs w:val="21"/>
+                    </w:rPr>
+                    <w:t>When you find a key word, read the text around it to make sure you have found the right information.</w:t>
+                  </w:r>
+                </w:p>
+              </w:tc>
+            </w:tr>
+          </w:tbl>
+          <w:p>
+            <w:pPr>
+              <w:rPr>
+                <w:color w:val="DDEF82"/>
+                <w:sz w:val="32"/>
+                <w:szCs w:val="32"/>
+              </w:rPr>
+            </w:pPr>
+          </w:p>
+        </w:tc>
+      </w:tr>
+      <w:tr>
+        <w:tc>
+          <w:tcPr>
+            <w:tcW w:w="582" w:type="dxa"/>
+          </w:tcPr>
+          <w:tbl>
+            <w:tblPr>
+              <w:tblStyle w:val="CompactTable"/>
+              <w:tblW w:w="0" w:type="auto"/>
+              <w:tblBorders>
+                <w:top w:val="single" w:sz="18" w:space="0" w:color="A4B785"/>
+                <w:left w:val="single" w:sz="18" w:space="0" w:color="A4B785"/>
+                <w:bottom w:val="single" w:sz="18" w:space="0" w:color="A4B785"/>
+                <w:right w:val="single" w:sz="18" w:space="0" w:color="A4B785"/>
+                <w:insideH w:val="single" w:sz="18" w:space="0" w:color="A4B785"/>
+                <w:insideV w:val="single" w:sz="18" w:space="0" w:color="A4B785"/>
+              </w:tblBorders>
+              <w:tblLook w:val="04A0" w:firstRow="1" w:lastRow="0" w:firstColumn="1" w:lastColumn="0" w:noHBand="0" w:noVBand="1"/>
+            </w:tblPr>
+            <w:tblGrid>
+              <w:gridCol w:w="320"/>
+            </w:tblGrid>
+            <w:tr>
+              <w:tc>
+                <w:tcPr>
+                  <w:tcW w:w="385" w:type="dxa"/>
+                </w:tcPr>
+                <w:p>
+                  <w:pPr>
+                    <w:rPr>
+                      <w:b w:val="0"/>
+                      <w:bCs/>
+                      <w:szCs w:val="26"/>
+                      <w:bdr w:val="single" w:sz="12" w:space="0" w:color="FFFF00"/>
+                    </w:rPr>
+                  </w:pPr>
+                  <w:r>
+                    <w:rPr>
+                      <w:bCs/>
+                      <w:szCs w:val="26"/>
+                      <w:lang w:bidi="ar-SA"/>
+                    </w:rPr>
+                    <w:t>07</w:t>
+                  </w:r>
+                </w:p>
+              </w:tc>
+            </w:tr>
+          </w:tbl>
+          <w:p>
+            <w:pPr>
+              <w:rPr>
+                <w:bCs/>
+                <w:szCs w:val="26"/>
+              </w:rPr>
+            </w:pPr>
+          </w:p>
+        </w:tc>
+        <w:tc>
+          <w:tcPr>
+            <w:tcW w:w="9336" w:type="dxa"/>
+          </w:tcPr>
+          <w:p>
+            <w:pPr>
+              <w:pStyle w:val="SS3M-115"/>
+            </w:pPr>
+            <w:r>
+              <w:t>Read this exam task and the answers to the questions. What is wrong with the answers? Match the answers 1-4 with the advice a-d below.</w:t>
+            </w:r>
+          </w:p>
+          <w:p>
+            <w:pPr>
+              <w:pStyle w:val="SS3-115"/>
+              <w:rPr>
+                <w:i/>
+                <w:iCs/>
+              </w:rPr>
+            </w:pPr>
+            <w:r>
+              <w:rPr>
+                <w:i/>
+                <w:iCs/>
+              </w:rPr>
+              <w:t xml:space="preserve">Answer these questions. Choose </w:t>
+            </w:r>
+            <w:r>
+              <w:rPr>
+                <w:b/>
+                <w:bCs/>
+                <w:i/>
+                <w:iCs/>
+              </w:rPr>
+              <w:t>NO MORE THAN TWO WORDS AND/OR A NUMBER</w:t>
+            </w:r>
+            <w:r>
+              <w:rPr>
+                <w:i/>
+                <w:iCs/>
+              </w:rPr>
+              <w:t xml:space="preserve"> from the passage for each answer.</w:t>
+            </w:r>
+          </w:p>
+          <w:p>
+            <w:pPr>
+              <w:pStyle w:val="SS3-115"/>
+            </w:pPr>
+            <w:r>
+              <w:t>Question 1 What percentage of children in South Africa live with their extended family?</w:t>
+            </w:r>
+          </w:p>
+          <w:p>
+            <w:pPr>
+              <w:pStyle w:val="SS3-115"/>
+              <w:rPr>
+                <w:u w:val="single"/>
+              </w:rPr>
+            </w:pPr>
+            <w:r>
+              <w:rPr>
+                <w:u w:val="single"/>
+              </w:rPr>
+              <w:t>Answer 1: 20%</w:t>
+            </w:r>
+          </w:p>
+          <w:p>
+            <w:pPr>
+              <w:pStyle w:val="SS3-115"/>
+            </w:pPr>
+            <w:r>
+              <w:t>Question 2 What helps children in extended families learn about the past?</w:t>
+            </w:r>
+          </w:p>
+          <w:p>
+            <w:pPr>
+              <w:pStyle w:val="SS3-115"/>
+              <w:rPr>
+                <w:u w:val="single"/>
+              </w:rPr>
+            </w:pPr>
+            <w:r>
+              <w:rPr>
+                <w:u w:val="single"/>
+              </w:rPr>
+              <w:t xml:space="preserve">Answer 2: grandparents </w:t>
+            </w:r>
+            <w:proofErr w:type="spellStart"/>
+            <w:r>
+              <w:rPr>
+                <w:u w:val="single"/>
+              </w:rPr>
+              <w:t>storys</w:t>
+            </w:r>
+            <w:proofErr w:type="spellEnd"/>
+          </w:p>
+          <w:p>
+            <w:pPr>
+              <w:pStyle w:val="SS3-115"/>
+            </w:pPr>
+            <w:r>
+              <w:t>Question 3 What negative word can describe how it sometimes feels to live alone?</w:t>
+            </w:r>
+          </w:p>
+          <w:p>
+            <w:pPr>
+              <w:pStyle w:val="SS3-115"/>
+              <w:rPr>
+                <w:u w:val="single"/>
+              </w:rPr>
+            </w:pPr>
+            <w:r>
+              <w:rPr>
+                <w:u w:val="single"/>
+              </w:rPr>
+              <w:t>Answer 3: Living alone can be lonely.</w:t>
+            </w:r>
+          </w:p>
+          <w:p>
+            <w:pPr>
+              <w:pStyle w:val="SS3-115"/>
+            </w:pPr>
+            <w:r>
+              <w:t>Question 4 According to the Italian proverb, who should you phone when you have a problem?</w:t>
+            </w:r>
+          </w:p>
+          <w:p>
+            <w:pPr>
+              <w:pStyle w:val="SS3-115"/>
+              <w:rPr>
+                <w:u w:val="single"/>
+              </w:rPr>
+            </w:pPr>
+            <w:r>
+              <w:rPr>
+                <w:u w:val="single"/>
+              </w:rPr>
+              <w:t>Answer 4: your gran</w:t>
+            </w:r>
+          </w:p>
+          <w:p>
+            <w:pPr>
+              <w:pStyle w:val="SS3-115"/>
+              <w:numPr>
+                <w:ilvl w:val="0"/>
+                <w:numId w:val="115"/>
+              </w:numPr>
+              <w:spacing w:after="0"/>
+              <w:ind w:left="284" w:hanging="284"/>
+            </w:pPr>
+            <w:r>
+              <w:t>Don't write more than the number of words you are given.</w:t>
+            </w:r>
+          </w:p>
+          <w:p>
+            <w:pPr>
+              <w:pStyle w:val="SS3-115"/>
+              <w:spacing w:after="0"/>
+              <w:ind w:left="284"/>
+            </w:pPr>
+            <w:r>
+              <w:t>You mustn't write full sentences.</w:t>
+            </w:r>
+          </w:p>
+          <w:p>
+            <w:pPr>
+              <w:pStyle w:val="SS3-115"/>
+              <w:numPr>
+                <w:ilvl w:val="0"/>
+                <w:numId w:val="115"/>
+              </w:numPr>
+              <w:spacing w:after="0"/>
+              <w:ind w:left="284" w:hanging="284"/>
+            </w:pPr>
+            <w:r>
+              <w:t>Make sure that you use the correct information when you answer a question.</w:t>
+            </w:r>
+          </w:p>
+          <w:p>
+            <w:pPr>
+              <w:pStyle w:val="SS3-115"/>
+              <w:numPr>
+                <w:ilvl w:val="0"/>
+                <w:numId w:val="115"/>
+              </w:numPr>
+              <w:spacing w:after="0"/>
+              <w:ind w:left="284" w:hanging="284"/>
+            </w:pPr>
+            <w:r>
+              <w:t>Don't change words in the text. Remember, the instructions tell you to choose words from the text.</w:t>
+            </w:r>
+          </w:p>
+          <w:p>
+            <w:pPr>
+              <w:pStyle w:val="SS3-115"/>
+              <w:numPr>
+                <w:ilvl w:val="0"/>
+                <w:numId w:val="115"/>
+              </w:numPr>
+              <w:spacing w:after="0"/>
+              <w:ind w:left="284" w:hanging="284"/>
+            </w:pPr>
+            <w:r>
+              <w:t>Be careful with spelling. You can lose marks if your spelling is wrong.</w:t>
+            </w:r>
+          </w:p>
+        </w:tc>
+        <w:tc>
+          <w:tcPr>
+            <w:tcW w:w="4474" w:type="dxa"/>
+          </w:tcPr>
+          <w:p>
+            <w:pPr>
+              <w:rPr>
+                <w:rFonts w:ascii="Source Sans 3 SemiBold" w:hAnsi="Source Sans 3 SemiBold"/>
+                <w:b/>
+                <w:bCs/>
+                <w:noProof/>
+                <w:color w:val="FFFFFF" w:themeColor="background1"/>
+                <w:shd w:val="clear" w:color="auto" w:fill="68AF3D"/>
+              </w:rPr>
+            </w:pPr>
+            <w:r>
+              <w:rPr>
+                <w:rFonts w:ascii="Source Sans 3 SemiBold" w:hAnsi="Source Sans 3 SemiBold"/>
+                <w:b/>
+                <w:bCs/>
+                <w:noProof/>
+                <w:color w:val="FFFFFF" w:themeColor="background1"/>
+                <w:bdr w:val="single" w:sz="24" w:space="0" w:color="DDEF82"/>
+                <w:shd w:val="clear" w:color="auto" w:fill="89DD56"/>
+              </w:rPr>
+              <w:t xml:space="preserve">TIP </w:t>
+            </w:r>
+            <w:r>
+              <w:rPr>
+                <w:rFonts w:ascii="Source Sans 3 SemiBold" w:hAnsi="Source Sans 3 SemiBold"/>
+                <w:b/>
+                <w:bCs/>
+                <w:noProof/>
+                <w:bdr w:val="single" w:sz="24" w:space="0" w:color="DDEF82"/>
+                <w:shd w:val="clear" w:color="auto" w:fill="89DD56"/>
+              </w:rPr>
+              <w:t>07</w:t>
+            </w:r>
+          </w:p>
+          <w:tbl>
+            <w:tblPr>
+              <w:tblStyle w:val="NormalTable"/>
+              <w:tblW w:w="0" w:type="auto"/>
+              <w:tblBorders>
+                <w:top w:val="single" w:sz="18" w:space="0" w:color="DDEF82"/>
+                <w:left w:val="single" w:sz="18" w:space="0" w:color="DDEF82"/>
+                <w:bottom w:val="single" w:sz="18" w:space="0" w:color="DDEF82"/>
+                <w:right w:val="single" w:sz="18" w:space="0" w:color="DDEF82"/>
+                <w:insideH w:val="single" w:sz="18" w:space="0" w:color="DDEF82"/>
+                <w:insideV w:val="single" w:sz="18" w:space="0" w:color="DDEF82"/>
+              </w:tblBorders>
+              <w:tblLook w:val="04A0" w:firstRow="1" w:lastRow="0" w:firstColumn="1" w:lastColumn="0" w:noHBand="0" w:noVBand="1"/>
+            </w:tblPr>
+            <w:tblGrid>
+              <w:gridCol w:w="4212"/>
+            </w:tblGrid>
+            <w:tr>
+              <w:tc>
+                <w:tcPr>
+                  <w:tcW w:w="6061" w:type="dxa"/>
+                </w:tcPr>
+                <w:p>
+                  <w:pPr>
+                    <w:rPr>
+                      <w:noProof/>
+                      <w:sz w:val="21"/>
+                      <w:szCs w:val="21"/>
+                    </w:rPr>
+                  </w:pPr>
+                  <w:r>
+                    <w:rPr>
+                      <w:sz w:val="21"/>
+                      <w:szCs w:val="21"/>
+                    </w:rPr>
+                    <w:t xml:space="preserve">Some grammar words (e.g. </w:t>
+                  </w:r>
+                  <w:r>
+                    <w:rPr>
+                      <w:i/>
+                      <w:sz w:val="21"/>
+                      <w:szCs w:val="21"/>
+                    </w:rPr>
+                    <w:t xml:space="preserve">a, the, </w:t>
+                  </w:r>
+                  <w:r>
+                    <w:rPr>
+                      <w:sz w:val="21"/>
+                      <w:szCs w:val="21"/>
+                    </w:rPr>
+                    <w:t>some) can be omitted in order to get the right number of words</w:t>
+                  </w:r>
+                  <w:r>
+                    <w:rPr>
+                      <w:sz w:val="21"/>
+                      <w:szCs w:val="21"/>
+                    </w:rPr>
+                    <w:t>.</w:t>
+                  </w:r>
+                </w:p>
+              </w:tc>
+            </w:tr>
+          </w:tbl>
+          <w:p>
+            <w:pPr>
+              <w:rPr>
+                <w:rFonts w:ascii="Cambria Math" w:hAnsi="Cambria Math" w:cs="Cambria Math"/>
+                <w:color w:val="DDEF82"/>
+                <w:sz w:val="32"/>
+                <w:szCs w:val="32"/>
+              </w:rPr>
+            </w:pPr>
+          </w:p>
+        </w:tc>
+      </w:tr>
+      <w:tr>
+        <w:tc>
+          <w:tcPr>
+            <w:tcW w:w="582" w:type="dxa"/>
+          </w:tcPr>
+          <w:tbl>
+            <w:tblPr>
+              <w:tblStyle w:val="CompactTable"/>
+              <w:tblW w:w="0" w:type="auto"/>
+              <w:tblBorders>
+                <w:top w:val="single" w:sz="18" w:space="0" w:color="A4B785"/>
+                <w:left w:val="single" w:sz="18" w:space="0" w:color="A4B785"/>
+                <w:bottom w:val="single" w:sz="18" w:space="0" w:color="A4B785"/>
+                <w:right w:val="single" w:sz="18" w:space="0" w:color="A4B785"/>
+                <w:insideH w:val="single" w:sz="18" w:space="0" w:color="A4B785"/>
+                <w:insideV w:val="single" w:sz="18" w:space="0" w:color="A4B785"/>
+              </w:tblBorders>
+              <w:tblLook w:val="04A0" w:firstRow="1" w:lastRow="0" w:firstColumn="1" w:lastColumn="0" w:noHBand="0" w:noVBand="1"/>
+            </w:tblPr>
+            <w:tblGrid>
+              <w:gridCol w:w="320"/>
+            </w:tblGrid>
+            <w:tr>
+              <w:tc>
+                <w:tcPr>
+                  <w:tcW w:w="385" w:type="dxa"/>
+                </w:tcPr>
+                <w:p>
+                  <w:pPr>
+                    <w:rPr>
+                      <w:b w:val="0"/>
+                      <w:bCs/>
+                      <w:szCs w:val="26"/>
+                      <w:bdr w:val="single" w:sz="12" w:space="0" w:color="FFFF00"/>
+                    </w:rPr>
+                  </w:pPr>
+                  <w:r>
+                    <w:rPr>
+                      <w:bCs/>
+                      <w:szCs w:val="26"/>
+                      <w:lang w:bidi="ar-SA"/>
+                    </w:rPr>
+                    <w:t>08</w:t>
+                  </w:r>
+                </w:p>
+              </w:tc>
+            </w:tr>
+          </w:tbl>
+          <w:p>
+            <w:pPr>
+              <w:rPr>
+                <w:bCs/>
+                <w:szCs w:val="26"/>
+              </w:rPr>
+            </w:pPr>
+          </w:p>
+        </w:tc>
+        <w:tc>
+          <w:tcPr>
+            <w:tcW w:w="9336" w:type="dxa"/>
+          </w:tcPr>
+          <w:p>
+            <w:pPr>
+              <w:pStyle w:val="SS3M-115"/>
+            </w:pPr>
+            <w:r>
+              <w:t>Now correct the answers in exercise 7.</w:t>
+            </w:r>
+          </w:p>
+        </w:tc>
+        <w:tc>
+          <w:tcPr>
+            <w:tcW w:w="4474" w:type="dxa"/>
+          </w:tcPr>
+          <w:p>
+            <w:pPr>
+              <w:rPr>
+                <w:rFonts w:ascii="Cambria Math" w:hAnsi="Cambria Math" w:cs="Cambria Math"/>
+                <w:color w:val="DDEF82"/>
+                <w:sz w:val="32"/>
+                <w:szCs w:val="32"/>
+              </w:rPr>
+            </w:pPr>
+          </w:p>
+        </w:tc>
+      </w:tr>
+    </w:tbl>
+    <w:p>
+      <w:pPr>
+        <w:rPr>
+          <w:rFonts w:ascii="Source Sans 3" w:hAnsi="Source Sans 3"/>
+          <w:sz w:val="2"/>
+          <w:szCs w:val="2"/>
+        </w:rPr>
+      </w:pPr>
+    </w:p>
+    <w:tbl>
+      <w:tblPr>
+        <w:tblStyle w:val="CommonTable"/>
+        <w:tblW w:w="0" w:type="auto"/>
+        <w:tblBorders>
+          <w:top w:val="single" w:sz="24" w:space="0" w:color="auto"/>
+          <w:left w:val="single" w:sz="24" w:space="0" w:color="auto"/>
+          <w:bottom w:val="single" w:sz="24" w:space="0" w:color="auto"/>
+          <w:right w:val="single" w:sz="24" w:space="0" w:color="auto"/>
+          <w:insideH w:val="single" w:sz="24" w:space="0" w:color="auto"/>
+          <w:insideV w:val="single" w:sz="24" w:space="0" w:color="auto"/>
+        </w:tblBorders>
+        <w:tblLook w:val="04A0" w:firstRow="1" w:lastRow="0" w:firstColumn="1" w:lastColumn="0" w:noHBand="0" w:noVBand="1"/>
+      </w:tblPr>
+      <w:tblGrid>
+        <w:gridCol w:w="3007"/>
+      </w:tblGrid>
+      <w:tr>
+        <w:tc>
+          <w:tcPr>
+            <w:tcW w:w="0" w:type="auto"/>
+            <w:shd w:val="clear" w:color="auto" w:fill="DDF03C"/>
+          </w:tcPr>
+          <w:p>
+            <w:pPr>
+              <w:rPr>
+                <w:rFonts w:ascii="Source Sans 3 Medium" w:hAnsi="Source Sans 3 Medium"/>
+                <w:b/>
+                <w:bCs/>
+                <w:sz w:val="23"/>
+                <w:szCs w:val="23"/>
+                <w:lang w:bidi="ar-SA"/>
+              </w:rPr>
+            </w:pPr>
+            <w:r>
+              <w:rPr>
+                <w:b/>
+                <w:bCs/>
+                <w:sz w:val="24"/>
+                <w:szCs w:val="24"/>
+              </w:rPr>
+              <w:t>GRAMMAR FOCUS: TENSES</w:t>
+            </w:r>
+          </w:p>
+        </w:tc>
+      </w:tr>
+    </w:tbl>
+    <w:tbl>
+      <w:tblPr>
+        <w:tblStyle w:val="DottedTable"/>
+        <w:tblW w:w="9918" w:type="dxa"/>
+        <w:tblLook w:val="04A0" w:firstRow="1" w:lastRow="0" w:firstColumn="1" w:lastColumn="0" w:noHBand="0" w:noVBand="1"/>
+      </w:tblPr>
+      <w:tblGrid>
+        <w:gridCol w:w="582"/>
+        <w:gridCol w:w="9336"/>
+      </w:tblGrid>
+      <w:tr>
+        <w:tc>
+          <w:tcPr>
+            <w:tcW w:w="582" w:type="dxa"/>
+          </w:tcPr>
+          <w:tbl>
+            <w:tblPr>
+              <w:tblStyle w:val="CompactTable"/>
+              <w:tblW w:w="0" w:type="auto"/>
+              <w:tblBorders>
+                <w:top w:val="single" w:sz="18" w:space="0" w:color="DEEE68"/>
+                <w:left w:val="single" w:sz="18" w:space="0" w:color="DEEE68"/>
+                <w:bottom w:val="single" w:sz="18" w:space="0" w:color="DEEE68"/>
+                <w:right w:val="single" w:sz="18" w:space="0" w:color="DEEE68"/>
+                <w:insideH w:val="single" w:sz="18" w:space="0" w:color="DEEE68"/>
+                <w:insideV w:val="single" w:sz="18" w:space="0" w:color="DEEE68"/>
+              </w:tblBorders>
+              <w:tblLook w:val="04A0" w:firstRow="1" w:lastRow="0" w:firstColumn="1" w:lastColumn="0" w:noHBand="0" w:noVBand="1"/>
+            </w:tblPr>
+            <w:tblGrid>
+              <w:gridCol w:w="320"/>
+            </w:tblGrid>
+            <w:tr>
+              <w:tc>
+                <w:tcPr>
+                  <w:tcW w:w="385" w:type="dxa"/>
+                </w:tcPr>
+                <w:p>
+                  <w:pPr>
+                    <w:rPr>
+                      <w:b w:val="0"/>
+                      <w:bCs/>
+                      <w:szCs w:val="26"/>
+                      <w:bdr w:val="single" w:sz="12" w:space="0" w:color="FFFF00"/>
+                    </w:rPr>
+                  </w:pPr>
+                  <w:r>
+                    <w:rPr>
+                      <w:bCs/>
+                      <w:szCs w:val="26"/>
+                      <w:lang w:bidi="ar-SA"/>
+                    </w:rPr>
+                    <w:t>09</w:t>
+                  </w:r>
+                </w:p>
+              </w:tc>
+            </w:tr>
+          </w:tbl>
+          <w:p>
+            <w:pPr>
+              <w:rPr>
+                <w:bCs/>
+                <w:szCs w:val="26"/>
+              </w:rPr>
+            </w:pPr>
+          </w:p>
+        </w:tc>
+        <w:tc>
+          <w:tcPr>
+            <w:tcW w:w="9336" w:type="dxa"/>
+          </w:tcPr>
+          <w:p>
+            <w:pPr>
+              <w:pStyle w:val="SS3M-115"/>
+            </w:pPr>
+            <w:r>
+              <w:t>Answer these questions</w:t>
+            </w:r>
+            <w:r>
+              <w:t>.</w:t>
+            </w:r>
+          </w:p>
+          <w:p>
+            <w:pPr>
+              <w:pStyle w:val="SS3-115"/>
+              <w:numPr>
+                <w:ilvl w:val="0"/>
+                <w:numId w:val="116"/>
+              </w:numPr>
+              <w:spacing w:after="0"/>
+              <w:ind w:left="284" w:hanging="284"/>
+            </w:pPr>
+            <w:r>
+              <w:t>What tense are most of the verbs in the text?</w:t>
+            </w:r>
+          </w:p>
+          <w:p>
+            <w:pPr>
+              <w:pStyle w:val="SS3-115"/>
+              <w:numPr>
+                <w:ilvl w:val="0"/>
+                <w:numId w:val="116"/>
+              </w:numPr>
+              <w:spacing w:after="0"/>
+              <w:ind w:left="284" w:hanging="284"/>
+            </w:pPr>
+            <w:r>
+              <w:t>Choose the correct reason for the choice of tense.</w:t>
+            </w:r>
+          </w:p>
+          <w:p>
+            <w:pPr>
+              <w:pStyle w:val="SS3-115"/>
+              <w:numPr>
+                <w:ilvl w:val="0"/>
+                <w:numId w:val="117"/>
+              </w:numPr>
+              <w:spacing w:after="0"/>
+              <w:ind w:left="568" w:hanging="284"/>
+            </w:pPr>
+            <w:r>
+              <w:t>The verbs describe events which are happening now.</w:t>
+            </w:r>
+          </w:p>
+          <w:p>
+            <w:pPr>
+              <w:pStyle w:val="SS3-115"/>
+              <w:numPr>
+                <w:ilvl w:val="0"/>
+                <w:numId w:val="117"/>
+              </w:numPr>
+              <w:spacing w:after="0"/>
+              <w:ind w:left="568" w:hanging="284"/>
+            </w:pPr>
+            <w:r>
+              <w:t>The verbs describe things that are generally true.</w:t>
+            </w:r>
+          </w:p>
+          <w:p>
+            <w:pPr>
+              <w:pStyle w:val="SS3-115"/>
+              <w:numPr>
+                <w:ilvl w:val="0"/>
+                <w:numId w:val="117"/>
+              </w:numPr>
+              <w:spacing w:after="0"/>
+              <w:ind w:left="568" w:hanging="284"/>
+            </w:pPr>
+            <w:r>
+              <w:t>The verbs give the writer's opinion.</w:t>
+            </w:r>
+          </w:p>
+        </w:tc>
+      </w:tr>
+    </w:tbl>
+    <w:p>
       <w:pPr>
         <w:spacing w:before="240" w:after="0"/>
       </w:pPr>
@@ -2738,7 +4103,7 @@
 </file>
 
 <file path=word/numbering.xml><?xml version="1.0" encoding="utf-8"?>
-<w:numbering xmlns:wpc="http://schemas.microsoft.com/office/word/2010/wordprocessingCanvas" xmlns:cx="http://schemas.microsoft.com/office/drawing/2014/chartex" xmlns:cx1="http://schemas.microsoft.com/office/drawing/2015/9/8/chartex" xmlns:cx2="http://schemas.microsoft.com/office/drawing/2015/10/21/chartex" xmlns:cx3="http://schemas.microsoft.com/office/drawing/2016/5/9/chartex" xmlns:cx4="http://schemas.microsoft.com/office/drawing/2016/5/10/chartex" xmlns:cx5="http://schemas.microsoft.com/office/drawing/2016/5/11/chartex" xmlns:cx6="http://schemas.microsoft.com/office/drawing/2016/5/12/chartex" xmlns:cx7="http://schemas.microsoft.com/office/drawing/2016/5/13/chartex" xmlns:cx8="http://schemas.microsoft.com/office/drawing/2016/5/14/chartex" xmlns:mc="http://schemas.openxmlformats.org/markup-compatibility/2006" xmlns:aink="http://schemas.microsoft.com/office/drawing/2016/ink" xmlns:am3d="http://schemas.microsoft.com/office/drawing/2017/model3d" xmlns:o="urn:schemas-microsoft-com:office:office" xmlns:oel="http://schemas.microsoft.com/office/2019/extlst" xmlns:r="http://schemas.openxmlformats.org/officeDocument/2006/relationships" xmlns:m="http://schemas.openxmlformats.org/officeDocument/2006/math" xmlns:v="urn:schemas-microsoft-com:vml" xmlns:wp14="http://schemas.microsoft.com/office/word/2010/wordprocessingDrawing" xmlns:wp="http://schemas.openxmlformats.org/drawingml/2006/wordprocessingDrawing" xmlns:w10="urn:schemas-microsoft-com:office:word" xmlns:w="http://schemas.openxmlformats.org/wordprocessingml/2006/main" xmlns:w14="http://schemas.microsoft.com/office/word/2010/wordml" xmlns:w15="http://schemas.microsoft.com/office/word/2012/wordml" xmlns:w16cei="http://schemas.microsoft.com/office/word/2026/wordml/cei" xmlns:w16cex="http://schemas.microsoft.com/office/word/2018/wordml/cex" xmlns:w16cid="http://schemas.microsoft.com/office/word/2016/wordml/cid" xmlns:w16="http://schemas.microsoft.com/office/word/2018/wordml" xmlns:w16du="http://schemas.microsoft.com/office/word/2023/wordml/word16du" xmlns:w16sdtdh="http://schemas.microsoft.com/office/word/2020/wordml/sdtdatahash" xmlns:w16sdtfl="http://schemas.microsoft.com/office/word/2024/wordml/sdtformatlock" xmlns:w16se="http://schemas.microsoft.com/office/word/2015/wordml/symex" xmlns:wpg="http://schemas.microsoft.com/office/word/2010/wordprocessingGroup" xmlns:wpi="http://schemas.microsoft.com/office/word/2010/wordprocessingInk" xmlns:wne="http://schemas.microsoft.com/office/word/2006/wordml" xmlns:wps="http://schemas.microsoft.com/office/word/2010/wordprocessingShape" mc:Ignorable="w14 w15 w16se w16cid w16 w16cex w16sdtdh w16sdtfl w16du wp14">
+<w:numbering xmlns:wpc="http://schemas.microsoft.com/office/word/2010/wordprocessingCanvas" xmlns:cx="http://schemas.microsoft.com/office/drawing/2014/chartex" xmlns:cx1="http://schemas.microsoft.com/office/drawing/2015/9/8/chartex" xmlns:cx2="http://schemas.microsoft.com/office/drawing/2015/10/21/chartex" xmlns:cx3="http://schemas.microsoft.com/office/drawing/2016/5/9/chartex" xmlns:cx4="http://schemas.microsoft.com/office/drawing/2016/5/10/chartex" xmlns:cx5="http://schemas.microsoft.com/office/drawing/2016/5/11/chartex" xmlns:cx6="http://schemas.microsoft.com/office/drawing/2016/5/12/chartex" xmlns:cx7="http://schemas.microsoft.com/office/drawing/2016/5/13/chartex" xmlns:cx8="http://schemas.microsoft.com/office/drawing/2016/5/14/chartex" xmlns:mc="http://schemas.openxmlformats.org/markup-compatibility/2006" xmlns:aink="http://schemas.microsoft.com/office/drawing/2016/ink" xmlns:am3d="http://schemas.microsoft.com/office/drawing/2017/model3d" xmlns:o="urn:schemas-microsoft-com:office:office" xmlns:oel="http://schemas.microsoft.com/office/2019/extlst" xmlns:r="http://schemas.openxmlformats.org/officeDocument/2006/relationships" xmlns:m="http://schemas.openxmlformats.org/officeDocument/2006/math" xmlns:v="urn:schemas-microsoft-com:vml" xmlns:wp14="http://schemas.microsoft.com/office/word/2010/wordprocessingDrawing" xmlns:wp="http://schemas.openxmlformats.org/drawingml/2006/wordprocessingDrawing" xmlns:w10="urn:schemas-microsoft-com:office:word" xmlns:w="http://schemas.openxmlformats.org/wordprocessingml/2006/main" xmlns:w14="http://schemas.microsoft.com/office/word/2010/wordml" xmlns:w15="http://schemas.microsoft.com/office/word/2012/wordml" xmlns:w16cex="http://schemas.microsoft.com/office/word/2018/wordml/cex" xmlns:w16cid="http://schemas.microsoft.com/office/word/2016/wordml/cid" xmlns:w16="http://schemas.microsoft.com/office/word/2018/wordml" xmlns:w16sdtdh="http://schemas.microsoft.com/office/word/2020/wordml/sdtdatahash" xmlns:w16se="http://schemas.microsoft.com/office/word/2015/wordml/symex" xmlns:wpg="http://schemas.microsoft.com/office/word/2010/wordprocessingGroup" xmlns:wpi="http://schemas.microsoft.com/office/word/2010/wordprocessingInk" xmlns:wne="http://schemas.microsoft.com/office/word/2006/wordml" xmlns:wps="http://schemas.microsoft.com/office/word/2010/wordprocessingShape" mc:Ignorable="w14 w15 w16se w16cid w16 w16cex w16sdtdh wp14">
   <w:abstractNum w:abstractNumId="0" w15:restartNumberingAfterBreak="0">
     <w:nsid w:val="0006264C"/>
     <w:multiLevelType w:val="hybridMultilevel"/>
@@ -2950,6 +4315,121 @@
     </w:lvl>
   </w:abstractNum>
   <w:abstractNum w:abstractNumId="2" w15:restartNumberingAfterBreak="0">
+    <w:nsid w:val="03E5080E"/>
+    <w:multiLevelType w:val="hybridMultilevel"/>
+    <w:tmpl w:val="5BD6B79E"/>
+    <w:lvl w:ilvl="0" w:tplc="E14E0E2C">
+      <w:numFmt w:val="bullet"/>
+      <w:lvlText w:val="•"/>
+      <w:lvlJc w:val="left"/>
+      <w:pPr>
+        <w:ind w:left="228" w:hanging="148"/>
+      </w:pPr>
+      <w:rPr>
+        <w:rFonts w:ascii="Calibri" w:eastAsia="Calibri" w:hAnsi="Calibri" w:cs="Calibri" w:hint="default"/>
+        <w:spacing w:val="0"/>
+        <w:w w:val="54"/>
+        <w:lang w:val="en-US" w:eastAsia="en-US" w:bidi="ar-SA"/>
+      </w:rPr>
+    </w:lvl>
+    <w:lvl w:ilvl="1" w:tplc="13D2B176">
+      <w:numFmt w:val="bullet"/>
+      <w:lvlText w:val="•"/>
+      <w:lvlJc w:val="left"/>
+      <w:pPr>
+        <w:ind w:left="440" w:hanging="148"/>
+      </w:pPr>
+      <w:rPr>
+        <w:rFonts w:hint="default"/>
+        <w:lang w:val="en-US" w:eastAsia="en-US" w:bidi="ar-SA"/>
+      </w:rPr>
+    </w:lvl>
+    <w:lvl w:ilvl="2" w:tplc="B08A3ED2">
+      <w:numFmt w:val="bullet"/>
+      <w:lvlText w:val="•"/>
+      <w:lvlJc w:val="left"/>
+      <w:pPr>
+        <w:ind w:left="661" w:hanging="148"/>
+      </w:pPr>
+      <w:rPr>
+        <w:rFonts w:hint="default"/>
+        <w:lang w:val="en-US" w:eastAsia="en-US" w:bidi="ar-SA"/>
+      </w:rPr>
+    </w:lvl>
+    <w:lvl w:ilvl="3" w:tplc="639241B8">
+      <w:numFmt w:val="bullet"/>
+      <w:lvlText w:val="•"/>
+      <w:lvlJc w:val="left"/>
+      <w:pPr>
+        <w:ind w:left="881" w:hanging="148"/>
+      </w:pPr>
+      <w:rPr>
+        <w:rFonts w:hint="default"/>
+        <w:lang w:val="en-US" w:eastAsia="en-US" w:bidi="ar-SA"/>
+      </w:rPr>
+    </w:lvl>
+    <w:lvl w:ilvl="4" w:tplc="BF74578C">
+      <w:numFmt w:val="bullet"/>
+      <w:lvlText w:val="•"/>
+      <w:lvlJc w:val="left"/>
+      <w:pPr>
+        <w:ind w:left="1102" w:hanging="148"/>
+      </w:pPr>
+      <w:rPr>
+        <w:rFonts w:hint="default"/>
+        <w:lang w:val="en-US" w:eastAsia="en-US" w:bidi="ar-SA"/>
+      </w:rPr>
+    </w:lvl>
+    <w:lvl w:ilvl="5" w:tplc="F6C45DF4">
+      <w:numFmt w:val="bullet"/>
+      <w:lvlText w:val="•"/>
+      <w:lvlJc w:val="left"/>
+      <w:pPr>
+        <w:ind w:left="1322" w:hanging="148"/>
+      </w:pPr>
+      <w:rPr>
+        <w:rFonts w:hint="default"/>
+        <w:lang w:val="en-US" w:eastAsia="en-US" w:bidi="ar-SA"/>
+      </w:rPr>
+    </w:lvl>
+    <w:lvl w:ilvl="6" w:tplc="DB54CCD8">
+      <w:numFmt w:val="bullet"/>
+      <w:lvlText w:val="•"/>
+      <w:lvlJc w:val="left"/>
+      <w:pPr>
+        <w:ind w:left="1543" w:hanging="148"/>
+      </w:pPr>
+      <w:rPr>
+        <w:rFonts w:hint="default"/>
+        <w:lang w:val="en-US" w:eastAsia="en-US" w:bidi="ar-SA"/>
+      </w:rPr>
+    </w:lvl>
+    <w:lvl w:ilvl="7" w:tplc="01F8E7F0">
+      <w:numFmt w:val="bullet"/>
+      <w:lvlText w:val="•"/>
+      <w:lvlJc w:val="left"/>
+      <w:pPr>
+        <w:ind w:left="1763" w:hanging="148"/>
+      </w:pPr>
+      <w:rPr>
+        <w:rFonts w:hint="default"/>
+        <w:lang w:val="en-US" w:eastAsia="en-US" w:bidi="ar-SA"/>
+      </w:rPr>
+    </w:lvl>
+    <w:lvl w:ilvl="8" w:tplc="657835A4">
+      <w:numFmt w:val="bullet"/>
+      <w:lvlText w:val="•"/>
+      <w:lvlJc w:val="left"/>
+      <w:pPr>
+        <w:ind w:left="1984" w:hanging="148"/>
+      </w:pPr>
+      <w:rPr>
+        <w:rFonts w:hint="default"/>
+        <w:lang w:val="en-US" w:eastAsia="en-US" w:bidi="ar-SA"/>
+      </w:rPr>
+    </w:lvl>
+  </w:abstractNum>
+  <w:abstractNum w:abstractNumId="3" w15:restartNumberingAfterBreak="0">
     <w:nsid w:val="047D5B4B"/>
     <w:multiLevelType w:val="hybridMultilevel"/>
     <w:tmpl w:val="3F167D0C"/>
@@ -3066,7 +4546,7 @@
       </w:rPr>
     </w:lvl>
   </w:abstractNum>
-  <w:abstractNum w:abstractNumId="3" w15:restartNumberingAfterBreak="0">
+  <w:abstractNum w:abstractNumId="4" w15:restartNumberingAfterBreak="0">
     <w:nsid w:val="048177E6"/>
     <w:multiLevelType w:val="hybridMultilevel"/>
     <w:tmpl w:val="147A1458"/>
@@ -3158,7 +4638,7 @@
       </w:pPr>
     </w:lvl>
   </w:abstractNum>
-  <w:abstractNum w:abstractNumId="4" w15:restartNumberingAfterBreak="0">
+  <w:abstractNum w:abstractNumId="5" w15:restartNumberingAfterBreak="0">
     <w:nsid w:val="04B246FD"/>
     <w:multiLevelType w:val="hybridMultilevel"/>
     <w:tmpl w:val="304A0D12"/>
@@ -3276,7 +4756,7 @@
       </w:rPr>
     </w:lvl>
   </w:abstractNum>
-  <w:abstractNum w:abstractNumId="5" w15:restartNumberingAfterBreak="0">
+  <w:abstractNum w:abstractNumId="6" w15:restartNumberingAfterBreak="0">
     <w:nsid w:val="07847231"/>
     <w:multiLevelType w:val="hybridMultilevel"/>
     <w:tmpl w:val="E5C45564"/>
@@ -3372,7 +4852,7 @@
       </w:pPr>
     </w:lvl>
   </w:abstractNum>
-  <w:abstractNum w:abstractNumId="6" w15:restartNumberingAfterBreak="0">
+  <w:abstractNum w:abstractNumId="7" w15:restartNumberingAfterBreak="0">
     <w:nsid w:val="079062CD"/>
     <w:multiLevelType w:val="hybridMultilevel"/>
     <w:tmpl w:val="52C26A32"/>
@@ -3466,7 +4946,7 @@
       </w:pPr>
     </w:lvl>
   </w:abstractNum>
-  <w:abstractNum w:abstractNumId="7" w15:restartNumberingAfterBreak="0">
+  <w:abstractNum w:abstractNumId="8" w15:restartNumberingAfterBreak="0">
     <w:nsid w:val="082D5E13"/>
     <w:multiLevelType w:val="hybridMultilevel"/>
     <w:tmpl w:val="73CCFA24"/>
@@ -3560,7 +5040,7 @@
       </w:pPr>
     </w:lvl>
   </w:abstractNum>
-  <w:abstractNum w:abstractNumId="8" w15:restartNumberingAfterBreak="0">
+  <w:abstractNum w:abstractNumId="9" w15:restartNumberingAfterBreak="0">
     <w:nsid w:val="08585935"/>
     <w:multiLevelType w:val="hybridMultilevel"/>
     <w:tmpl w:val="1FB4A74C"/>
@@ -3654,7 +5134,7 @@
       </w:pPr>
     </w:lvl>
   </w:abstractNum>
-  <w:abstractNum w:abstractNumId="9" w15:restartNumberingAfterBreak="0">
+  <w:abstractNum w:abstractNumId="10" w15:restartNumberingAfterBreak="0">
     <w:nsid w:val="0A807408"/>
     <w:multiLevelType w:val="hybridMultilevel"/>
     <w:tmpl w:val="51F476FC"/>
@@ -3745,7 +5225,7 @@
       </w:pPr>
     </w:lvl>
   </w:abstractNum>
-  <w:abstractNum w:abstractNumId="10" w15:restartNumberingAfterBreak="0">
+  <w:abstractNum w:abstractNumId="11" w15:restartNumberingAfterBreak="0">
     <w:nsid w:val="0A935AD7"/>
     <w:multiLevelType w:val="hybridMultilevel"/>
     <w:tmpl w:val="88442CCE"/>
@@ -3836,7 +5316,7 @@
       </w:pPr>
     </w:lvl>
   </w:abstractNum>
-  <w:abstractNum w:abstractNumId="11" w15:restartNumberingAfterBreak="0">
+  <w:abstractNum w:abstractNumId="12" w15:restartNumberingAfterBreak="0">
     <w:nsid w:val="0B46243F"/>
     <w:multiLevelType w:val="hybridMultilevel"/>
     <w:tmpl w:val="965812E6"/>
@@ -3929,7 +5409,7 @@
       </w:pPr>
     </w:lvl>
   </w:abstractNum>
-  <w:abstractNum w:abstractNumId="12" w15:restartNumberingAfterBreak="0">
+  <w:abstractNum w:abstractNumId="13" w15:restartNumberingAfterBreak="0">
     <w:nsid w:val="0DBE7477"/>
     <w:multiLevelType w:val="hybridMultilevel"/>
     <w:tmpl w:val="B3CAB948"/>
@@ -4020,7 +5500,7 @@
       </w:pPr>
     </w:lvl>
   </w:abstractNum>
-  <w:abstractNum w:abstractNumId="13" w15:restartNumberingAfterBreak="0">
+  <w:abstractNum w:abstractNumId="14" w15:restartNumberingAfterBreak="0">
     <w:nsid w:val="0F253B03"/>
     <w:multiLevelType w:val="hybridMultilevel"/>
     <w:tmpl w:val="23720FA2"/>
@@ -4111,7 +5591,7 @@
       </w:pPr>
     </w:lvl>
   </w:abstractNum>
-  <w:abstractNum w:abstractNumId="14" w15:restartNumberingAfterBreak="0">
+  <w:abstractNum w:abstractNumId="15" w15:restartNumberingAfterBreak="0">
     <w:nsid w:val="107058D9"/>
     <w:multiLevelType w:val="hybridMultilevel"/>
     <w:tmpl w:val="9CF4B21C"/>
@@ -4203,7 +5683,7 @@
       </w:pPr>
     </w:lvl>
   </w:abstractNum>
-  <w:abstractNum w:abstractNumId="15" w15:restartNumberingAfterBreak="0">
+  <w:abstractNum w:abstractNumId="16" w15:restartNumberingAfterBreak="0">
     <w:nsid w:val="14F362EA"/>
     <w:multiLevelType w:val="hybridMultilevel"/>
     <w:tmpl w:val="B7E6ABF4"/>
@@ -4321,7 +5801,7 @@
       </w:rPr>
     </w:lvl>
   </w:abstractNum>
-  <w:abstractNum w:abstractNumId="16" w15:restartNumberingAfterBreak="0">
+  <w:abstractNum w:abstractNumId="17" w15:restartNumberingAfterBreak="0">
     <w:nsid w:val="15173ADC"/>
     <w:multiLevelType w:val="hybridMultilevel"/>
     <w:tmpl w:val="6DCCA122"/>
@@ -4416,7 +5896,7 @@
       </w:pPr>
     </w:lvl>
   </w:abstractNum>
-  <w:abstractNum w:abstractNumId="17" w15:restartNumberingAfterBreak="0">
+  <w:abstractNum w:abstractNumId="18" w15:restartNumberingAfterBreak="0">
     <w:nsid w:val="15B6256B"/>
     <w:multiLevelType w:val="hybridMultilevel"/>
     <w:tmpl w:val="85C2CC78"/>
@@ -4508,7 +5988,7 @@
       </w:pPr>
     </w:lvl>
   </w:abstractNum>
-  <w:abstractNum w:abstractNumId="18" w15:restartNumberingAfterBreak="0">
+  <w:abstractNum w:abstractNumId="19" w15:restartNumberingAfterBreak="0">
     <w:nsid w:val="15BF05CE"/>
     <w:multiLevelType w:val="hybridMultilevel"/>
     <w:tmpl w:val="7FF2D3AA"/>
@@ -4601,7 +6081,7 @@
       </w:pPr>
     </w:lvl>
   </w:abstractNum>
-  <w:abstractNum w:abstractNumId="19" w15:restartNumberingAfterBreak="0">
+  <w:abstractNum w:abstractNumId="20" w15:restartNumberingAfterBreak="0">
     <w:nsid w:val="1718282A"/>
     <w:multiLevelType w:val="hybridMultilevel"/>
     <w:tmpl w:val="066CCB18"/>
@@ -4692,7 +6172,7 @@
       </w:pPr>
     </w:lvl>
   </w:abstractNum>
-  <w:abstractNum w:abstractNumId="20" w15:restartNumberingAfterBreak="0">
+  <w:abstractNum w:abstractNumId="21" w15:restartNumberingAfterBreak="0">
     <w:nsid w:val="17303AA8"/>
     <w:multiLevelType w:val="hybridMultilevel"/>
     <w:tmpl w:val="6128959E"/>
@@ -4783,7 +6263,7 @@
       </w:pPr>
     </w:lvl>
   </w:abstractNum>
-  <w:abstractNum w:abstractNumId="21" w15:restartNumberingAfterBreak="0">
+  <w:abstractNum w:abstractNumId="22" w15:restartNumberingAfterBreak="0">
     <w:nsid w:val="192B4DEA"/>
     <w:multiLevelType w:val="hybridMultilevel"/>
     <w:tmpl w:val="4DD8E3B8"/>
@@ -4902,7 +6382,7 @@
       </w:rPr>
     </w:lvl>
   </w:abstractNum>
-  <w:abstractNum w:abstractNumId="22" w15:restartNumberingAfterBreak="0">
+  <w:abstractNum w:abstractNumId="23" w15:restartNumberingAfterBreak="0">
     <w:nsid w:val="19383204"/>
     <w:multiLevelType w:val="hybridMultilevel"/>
     <w:tmpl w:val="EB328484"/>
@@ -5015,7 +6495,7 @@
       </w:rPr>
     </w:lvl>
   </w:abstractNum>
-  <w:abstractNum w:abstractNumId="23" w15:restartNumberingAfterBreak="0">
+  <w:abstractNum w:abstractNumId="24" w15:restartNumberingAfterBreak="0">
     <w:nsid w:val="1A2A64CC"/>
     <w:multiLevelType w:val="hybridMultilevel"/>
     <w:tmpl w:val="5DC84202"/>
@@ -5104,7 +6584,7 @@
       </w:pPr>
     </w:lvl>
   </w:abstractNum>
-  <w:abstractNum w:abstractNumId="24" w15:restartNumberingAfterBreak="0">
+  <w:abstractNum w:abstractNumId="25" w15:restartNumberingAfterBreak="0">
     <w:nsid w:val="1BD2702A"/>
     <w:multiLevelType w:val="hybridMultilevel"/>
     <w:tmpl w:val="A9FCC7C2"/>
@@ -5195,7 +6675,7 @@
       </w:pPr>
     </w:lvl>
   </w:abstractNum>
-  <w:abstractNum w:abstractNumId="25" w15:restartNumberingAfterBreak="0">
+  <w:abstractNum w:abstractNumId="26" w15:restartNumberingAfterBreak="0">
     <w:nsid w:val="1CA8048E"/>
     <w:multiLevelType w:val="hybridMultilevel"/>
     <w:tmpl w:val="9F4217A4"/>
@@ -5313,7 +6793,7 @@
       </w:rPr>
     </w:lvl>
   </w:abstractNum>
-  <w:abstractNum w:abstractNumId="26" w15:restartNumberingAfterBreak="0">
+  <w:abstractNum w:abstractNumId="27" w15:restartNumberingAfterBreak="0">
     <w:nsid w:val="1D876B04"/>
     <w:multiLevelType w:val="hybridMultilevel"/>
     <w:tmpl w:val="9A425B48"/>
@@ -5404,7 +6884,7 @@
       </w:pPr>
     </w:lvl>
   </w:abstractNum>
-  <w:abstractNum w:abstractNumId="27" w15:restartNumberingAfterBreak="0">
+  <w:abstractNum w:abstractNumId="28" w15:restartNumberingAfterBreak="0">
     <w:nsid w:val="1E026F51"/>
     <w:multiLevelType w:val="hybridMultilevel"/>
     <w:tmpl w:val="922298F8"/>
@@ -5495,7 +6975,7 @@
       </w:pPr>
     </w:lvl>
   </w:abstractNum>
-  <w:abstractNum w:abstractNumId="28" w15:restartNumberingAfterBreak="0">
+  <w:abstractNum w:abstractNumId="29" w15:restartNumberingAfterBreak="0">
     <w:nsid w:val="1E2237A8"/>
     <w:multiLevelType w:val="hybridMultilevel"/>
     <w:tmpl w:val="CFEC431A"/>
@@ -5612,7 +7092,7 @@
       </w:rPr>
     </w:lvl>
   </w:abstractNum>
-  <w:abstractNum w:abstractNumId="29" w15:restartNumberingAfterBreak="0">
+  <w:abstractNum w:abstractNumId="30" w15:restartNumberingAfterBreak="0">
     <w:nsid w:val="1E404772"/>
     <w:multiLevelType w:val="hybridMultilevel"/>
     <w:tmpl w:val="39DE81CC"/>
@@ -5703,7 +7183,7 @@
       </w:pPr>
     </w:lvl>
   </w:abstractNum>
-  <w:abstractNum w:abstractNumId="30" w15:restartNumberingAfterBreak="0">
+  <w:abstractNum w:abstractNumId="31" w15:restartNumberingAfterBreak="0">
     <w:nsid w:val="21C24AEF"/>
     <w:multiLevelType w:val="hybridMultilevel"/>
     <w:tmpl w:val="BB203BFA"/>
@@ -5794,7 +7274,7 @@
       </w:pPr>
     </w:lvl>
   </w:abstractNum>
-  <w:abstractNum w:abstractNumId="31" w15:restartNumberingAfterBreak="0">
+  <w:abstractNum w:abstractNumId="32" w15:restartNumberingAfterBreak="0">
     <w:nsid w:val="21DF1F0B"/>
     <w:multiLevelType w:val="hybridMultilevel"/>
     <w:tmpl w:val="605AD1EC"/>
@@ -5886,7 +7366,7 @@
       </w:pPr>
     </w:lvl>
   </w:abstractNum>
-  <w:abstractNum w:abstractNumId="32" w15:restartNumberingAfterBreak="0">
+  <w:abstractNum w:abstractNumId="33" w15:restartNumberingAfterBreak="0">
     <w:nsid w:val="23B63209"/>
     <w:multiLevelType w:val="hybridMultilevel"/>
     <w:tmpl w:val="1EA60608"/>
@@ -5976,7 +7456,7 @@
       </w:pPr>
     </w:lvl>
   </w:abstractNum>
-  <w:abstractNum w:abstractNumId="33" w15:restartNumberingAfterBreak="0">
+  <w:abstractNum w:abstractNumId="34" w15:restartNumberingAfterBreak="0">
     <w:nsid w:val="25277E32"/>
     <w:multiLevelType w:val="hybridMultilevel"/>
     <w:tmpl w:val="637879F0"/>
@@ -6089,7 +7569,7 @@
       </w:rPr>
     </w:lvl>
   </w:abstractNum>
-  <w:abstractNum w:abstractNumId="34" w15:restartNumberingAfterBreak="0">
+  <w:abstractNum w:abstractNumId="35" w15:restartNumberingAfterBreak="0">
     <w:nsid w:val="25E33AF9"/>
     <w:multiLevelType w:val="hybridMultilevel"/>
     <w:tmpl w:val="B24CA950"/>
@@ -6182,7 +7662,7 @@
       </w:pPr>
     </w:lvl>
   </w:abstractNum>
-  <w:abstractNum w:abstractNumId="35" w15:restartNumberingAfterBreak="0">
+  <w:abstractNum w:abstractNumId="36" w15:restartNumberingAfterBreak="0">
     <w:nsid w:val="28CF4A22"/>
     <w:multiLevelType w:val="hybridMultilevel"/>
     <w:tmpl w:val="742649A0"/>
@@ -6273,7 +7753,7 @@
       </w:pPr>
     </w:lvl>
   </w:abstractNum>
-  <w:abstractNum w:abstractNumId="36" w15:restartNumberingAfterBreak="0">
+  <w:abstractNum w:abstractNumId="37" w15:restartNumberingAfterBreak="0">
     <w:nsid w:val="294C7B15"/>
     <w:multiLevelType w:val="hybridMultilevel"/>
     <w:tmpl w:val="3870A6A6"/>
@@ -6365,7 +7845,7 @@
       </w:pPr>
     </w:lvl>
   </w:abstractNum>
-  <w:abstractNum w:abstractNumId="37" w15:restartNumberingAfterBreak="0">
+  <w:abstractNum w:abstractNumId="38" w15:restartNumberingAfterBreak="0">
     <w:nsid w:val="2996195B"/>
     <w:multiLevelType w:val="hybridMultilevel"/>
     <w:tmpl w:val="DAB263E0"/>
@@ -6456,7 +7936,120 @@
       </w:pPr>
     </w:lvl>
   </w:abstractNum>
-  <w:abstractNum w:abstractNumId="38" w15:restartNumberingAfterBreak="0">
+  <w:abstractNum w:abstractNumId="39" w15:restartNumberingAfterBreak="0">
+    <w:nsid w:val="29F6737C"/>
+    <w:multiLevelType w:val="hybridMultilevel"/>
+    <w:tmpl w:val="4AFC3BC4"/>
+    <w:lvl w:ilvl="0" w:tplc="04090001">
+      <w:start w:val="1"/>
+      <w:numFmt w:val="bullet"/>
+      <w:lvlText w:val=""/>
+      <w:lvlJc w:val="left"/>
+      <w:pPr>
+        <w:ind w:left="720" w:hanging="360"/>
+      </w:pPr>
+      <w:rPr>
+        <w:rFonts w:ascii="Symbol" w:hAnsi="Symbol" w:hint="default"/>
+      </w:rPr>
+    </w:lvl>
+    <w:lvl w:ilvl="1" w:tplc="04090003" w:tentative="1">
+      <w:start w:val="1"/>
+      <w:numFmt w:val="bullet"/>
+      <w:lvlText w:val="o"/>
+      <w:lvlJc w:val="left"/>
+      <w:pPr>
+        <w:ind w:left="1440" w:hanging="360"/>
+      </w:pPr>
+      <w:rPr>
+        <w:rFonts w:ascii="Courier New" w:hAnsi="Courier New" w:cs="Courier New" w:hint="default"/>
+      </w:rPr>
+    </w:lvl>
+    <w:lvl w:ilvl="2" w:tplc="04090005" w:tentative="1">
+      <w:start w:val="1"/>
+      <w:numFmt w:val="bullet"/>
+      <w:lvlText w:val=""/>
+      <w:lvlJc w:val="left"/>
+      <w:pPr>
+        <w:ind w:left="2160" w:hanging="360"/>
+      </w:pPr>
+      <w:rPr>
+        <w:rFonts w:ascii="Wingdings" w:hAnsi="Wingdings" w:hint="default"/>
+      </w:rPr>
+    </w:lvl>
+    <w:lvl w:ilvl="3" w:tplc="04090001" w:tentative="1">
+      <w:start w:val="1"/>
+      <w:numFmt w:val="bullet"/>
+      <w:lvlText w:val=""/>
+      <w:lvlJc w:val="left"/>
+      <w:pPr>
+        <w:ind w:left="2880" w:hanging="360"/>
+      </w:pPr>
+      <w:rPr>
+        <w:rFonts w:ascii="Symbol" w:hAnsi="Symbol" w:hint="default"/>
+      </w:rPr>
+    </w:lvl>
+    <w:lvl w:ilvl="4" w:tplc="04090003" w:tentative="1">
+      <w:start w:val="1"/>
+      <w:numFmt w:val="bullet"/>
+      <w:lvlText w:val="o"/>
+      <w:lvlJc w:val="left"/>
+      <w:pPr>
+        <w:ind w:left="3600" w:hanging="360"/>
+      </w:pPr>
+      <w:rPr>
+        <w:rFonts w:ascii="Courier New" w:hAnsi="Courier New" w:cs="Courier New" w:hint="default"/>
+      </w:rPr>
+    </w:lvl>
+    <w:lvl w:ilvl="5" w:tplc="04090005" w:tentative="1">
+      <w:start w:val="1"/>
+      <w:numFmt w:val="bullet"/>
+      <w:lvlText w:val=""/>
+      <w:lvlJc w:val="left"/>
+      <w:pPr>
+        <w:ind w:left="4320" w:hanging="360"/>
+      </w:pPr>
+      <w:rPr>
+        <w:rFonts w:ascii="Wingdings" w:hAnsi="Wingdings" w:hint="default"/>
+      </w:rPr>
+    </w:lvl>
+    <w:lvl w:ilvl="6" w:tplc="04090001" w:tentative="1">
+      <w:start w:val="1"/>
+      <w:numFmt w:val="bullet"/>
+      <w:lvlText w:val=""/>
+      <w:lvlJc w:val="left"/>
+      <w:pPr>
+        <w:ind w:left="5040" w:hanging="360"/>
+      </w:pPr>
+      <w:rPr>
+        <w:rFonts w:ascii="Symbol" w:hAnsi="Symbol" w:hint="default"/>
+      </w:rPr>
+    </w:lvl>
+    <w:lvl w:ilvl="7" w:tplc="04090003" w:tentative="1">
+      <w:start w:val="1"/>
+      <w:numFmt w:val="bullet"/>
+      <w:lvlText w:val="o"/>
+      <w:lvlJc w:val="left"/>
+      <w:pPr>
+        <w:ind w:left="5760" w:hanging="360"/>
+      </w:pPr>
+      <w:rPr>
+        <w:rFonts w:ascii="Courier New" w:hAnsi="Courier New" w:cs="Courier New" w:hint="default"/>
+      </w:rPr>
+    </w:lvl>
+    <w:lvl w:ilvl="8" w:tplc="04090005" w:tentative="1">
+      <w:start w:val="1"/>
+      <w:numFmt w:val="bullet"/>
+      <w:lvlText w:val=""/>
+      <w:lvlJc w:val="left"/>
+      <w:pPr>
+        <w:ind w:left="6480" w:hanging="360"/>
+      </w:pPr>
+      <w:rPr>
+        <w:rFonts w:ascii="Wingdings" w:hAnsi="Wingdings" w:hint="default"/>
+      </w:rPr>
+    </w:lvl>
+  </w:abstractNum>
+  <w:abstractNum w:abstractNumId="40" w15:restartNumberingAfterBreak="0">
     <w:nsid w:val="2DEE3994"/>
     <w:multiLevelType w:val="hybridMultilevel"/>
     <w:tmpl w:val="58E27346"/>
@@ -6547,7 +8140,7 @@
       </w:pPr>
     </w:lvl>
   </w:abstractNum>
-  <w:abstractNum w:abstractNumId="39" w15:restartNumberingAfterBreak="0">
+  <w:abstractNum w:abstractNumId="41" w15:restartNumberingAfterBreak="0">
     <w:nsid w:val="2F935A29"/>
     <w:multiLevelType w:val="hybridMultilevel"/>
     <w:tmpl w:val="5F48D92E"/>
@@ -6638,7 +8231,7 @@
       </w:pPr>
     </w:lvl>
   </w:abstractNum>
-  <w:abstractNum w:abstractNumId="40" w15:restartNumberingAfterBreak="0">
+  <w:abstractNum w:abstractNumId="42" w15:restartNumberingAfterBreak="0">
     <w:nsid w:val="2F9F16F3"/>
     <w:multiLevelType w:val="hybridMultilevel"/>
     <w:tmpl w:val="577A5E62"/>
@@ -6730,7 +8323,7 @@
       </w:pPr>
     </w:lvl>
   </w:abstractNum>
-  <w:abstractNum w:abstractNumId="41" w15:restartNumberingAfterBreak="0">
+  <w:abstractNum w:abstractNumId="43" w15:restartNumberingAfterBreak="0">
     <w:nsid w:val="2FFE68AA"/>
     <w:multiLevelType w:val="hybridMultilevel"/>
     <w:tmpl w:val="FF421BAA"/>
@@ -6821,7 +8414,7 @@
       </w:pPr>
     </w:lvl>
   </w:abstractNum>
-  <w:abstractNum w:abstractNumId="42" w15:restartNumberingAfterBreak="0">
+  <w:abstractNum w:abstractNumId="44" w15:restartNumberingAfterBreak="0">
     <w:nsid w:val="31C630C9"/>
     <w:multiLevelType w:val="hybridMultilevel"/>
     <w:tmpl w:val="98EAB4E8"/>
@@ -6915,7 +8508,7 @@
       </w:pPr>
     </w:lvl>
   </w:abstractNum>
-  <w:abstractNum w:abstractNumId="43" w15:restartNumberingAfterBreak="0">
+  <w:abstractNum w:abstractNumId="45" w15:restartNumberingAfterBreak="0">
     <w:nsid w:val="33382C96"/>
     <w:multiLevelType w:val="hybridMultilevel"/>
     <w:tmpl w:val="76C62D46"/>
@@ -7009,7 +8602,7 @@
       </w:pPr>
     </w:lvl>
   </w:abstractNum>
-  <w:abstractNum w:abstractNumId="44" w15:restartNumberingAfterBreak="0">
+  <w:abstractNum w:abstractNumId="46" w15:restartNumberingAfterBreak="0">
     <w:nsid w:val="33847FE5"/>
     <w:multiLevelType w:val="hybridMultilevel"/>
     <w:tmpl w:val="232A4EFE"/>
@@ -7103,7 +8696,7 @@
       </w:pPr>
     </w:lvl>
   </w:abstractNum>
-  <w:abstractNum w:abstractNumId="45" w15:restartNumberingAfterBreak="0">
+  <w:abstractNum w:abstractNumId="47" w15:restartNumberingAfterBreak="0">
     <w:nsid w:val="3455548F"/>
     <w:multiLevelType w:val="hybridMultilevel"/>
     <w:tmpl w:val="D812DF1C"/>
@@ -7221,7 +8814,7 @@
       </w:rPr>
     </w:lvl>
   </w:abstractNum>
-  <w:abstractNum w:abstractNumId="46" w15:restartNumberingAfterBreak="0">
+  <w:abstractNum w:abstractNumId="48" w15:restartNumberingAfterBreak="0">
     <w:nsid w:val="350D7BEE"/>
     <w:multiLevelType w:val="hybridMultilevel"/>
     <w:tmpl w:val="5FBE5398"/>
@@ -7334,7 +8927,7 @@
       </w:rPr>
     </w:lvl>
   </w:abstractNum>
-  <w:abstractNum w:abstractNumId="47" w15:restartNumberingAfterBreak="0">
+  <w:abstractNum w:abstractNumId="49" w15:restartNumberingAfterBreak="0">
     <w:nsid w:val="359C6950"/>
     <w:multiLevelType w:val="hybridMultilevel"/>
     <w:tmpl w:val="FC20E082"/>
@@ -7425,7 +9018,7 @@
       </w:pPr>
     </w:lvl>
   </w:abstractNum>
-  <w:abstractNum w:abstractNumId="48" w15:restartNumberingAfterBreak="0">
+  <w:abstractNum w:abstractNumId="50" w15:restartNumberingAfterBreak="0">
     <w:nsid w:val="382D6314"/>
     <w:multiLevelType w:val="hybridMultilevel"/>
     <w:tmpl w:val="96C46D64"/>
@@ -7543,7 +9136,7 @@
       </w:rPr>
     </w:lvl>
   </w:abstractNum>
-  <w:abstractNum w:abstractNumId="49" w15:restartNumberingAfterBreak="0">
+  <w:abstractNum w:abstractNumId="51" w15:restartNumberingAfterBreak="0">
     <w:nsid w:val="38670043"/>
     <w:multiLevelType w:val="hybridMultilevel"/>
     <w:tmpl w:val="4E5EBE50"/>
@@ -7635,7 +9228,7 @@
       </w:pPr>
     </w:lvl>
   </w:abstractNum>
-  <w:abstractNum w:abstractNumId="50" w15:restartNumberingAfterBreak="0">
+  <w:abstractNum w:abstractNumId="52" w15:restartNumberingAfterBreak="0">
     <w:nsid w:val="3A870E90"/>
     <w:multiLevelType w:val="hybridMultilevel"/>
     <w:tmpl w:val="D06EC3EE"/>
@@ -7726,7 +9319,7 @@
       </w:pPr>
     </w:lvl>
   </w:abstractNum>
-  <w:abstractNum w:abstractNumId="51" w15:restartNumberingAfterBreak="0">
+  <w:abstractNum w:abstractNumId="53" w15:restartNumberingAfterBreak="0">
     <w:nsid w:val="3B794565"/>
     <w:multiLevelType w:val="hybridMultilevel"/>
     <w:tmpl w:val="5DBC81F2"/>
@@ -7819,7 +9412,7 @@
       </w:pPr>
     </w:lvl>
   </w:abstractNum>
-  <w:abstractNum w:abstractNumId="52" w15:restartNumberingAfterBreak="0">
+  <w:abstractNum w:abstractNumId="54" w15:restartNumberingAfterBreak="0">
     <w:nsid w:val="3DBC1354"/>
     <w:multiLevelType w:val="hybridMultilevel"/>
     <w:tmpl w:val="71FEA8F6"/>
@@ -7910,7 +9503,7 @@
       </w:pPr>
     </w:lvl>
   </w:abstractNum>
-  <w:abstractNum w:abstractNumId="53" w15:restartNumberingAfterBreak="0">
+  <w:abstractNum w:abstractNumId="55" w15:restartNumberingAfterBreak="0">
     <w:nsid w:val="3E6B47CB"/>
     <w:multiLevelType w:val="hybridMultilevel"/>
     <w:tmpl w:val="05D6330E"/>
@@ -8023,7 +9616,7 @@
       </w:rPr>
     </w:lvl>
   </w:abstractNum>
-  <w:abstractNum w:abstractNumId="54" w15:restartNumberingAfterBreak="0">
+  <w:abstractNum w:abstractNumId="56" w15:restartNumberingAfterBreak="0">
     <w:nsid w:val="3E7D742C"/>
     <w:multiLevelType w:val="hybridMultilevel"/>
     <w:tmpl w:val="FF2A8D9C"/>
@@ -8114,7 +9707,7 @@
       </w:pPr>
     </w:lvl>
   </w:abstractNum>
-  <w:abstractNum w:abstractNumId="55" w15:restartNumberingAfterBreak="0">
+  <w:abstractNum w:abstractNumId="57" w15:restartNumberingAfterBreak="0">
     <w:nsid w:val="3EF03500"/>
     <w:multiLevelType w:val="hybridMultilevel"/>
     <w:tmpl w:val="F1F85B18"/>
@@ -8205,7 +9798,7 @@
       </w:pPr>
     </w:lvl>
   </w:abstractNum>
-  <w:abstractNum w:abstractNumId="56" w15:restartNumberingAfterBreak="0">
+  <w:abstractNum w:abstractNumId="58" w15:restartNumberingAfterBreak="0">
     <w:nsid w:val="3F752E0E"/>
     <w:multiLevelType w:val="hybridMultilevel"/>
     <w:tmpl w:val="492A3D8A"/>
@@ -8296,7 +9889,7 @@
       </w:pPr>
     </w:lvl>
   </w:abstractNum>
-  <w:abstractNum w:abstractNumId="57" w15:restartNumberingAfterBreak="0">
+  <w:abstractNum w:abstractNumId="59" w15:restartNumberingAfterBreak="0">
     <w:nsid w:val="3FEF7BD4"/>
     <w:multiLevelType w:val="hybridMultilevel"/>
     <w:tmpl w:val="9D4CE5B0"/>
@@ -8387,7 +9980,7 @@
       </w:pPr>
     </w:lvl>
   </w:abstractNum>
-  <w:abstractNum w:abstractNumId="58" w15:restartNumberingAfterBreak="0">
+  <w:abstractNum w:abstractNumId="60" w15:restartNumberingAfterBreak="0">
     <w:nsid w:val="40B47BE6"/>
     <w:multiLevelType w:val="hybridMultilevel"/>
     <w:tmpl w:val="12A20F3A"/>
@@ -8478,7 +10071,7 @@
       </w:pPr>
     </w:lvl>
   </w:abstractNum>
-  <w:abstractNum w:abstractNumId="59" w15:restartNumberingAfterBreak="0">
+  <w:abstractNum w:abstractNumId="61" w15:restartNumberingAfterBreak="0">
     <w:nsid w:val="40F1140A"/>
     <w:multiLevelType w:val="hybridMultilevel"/>
     <w:tmpl w:val="C0FE6058"/>
@@ -8569,7 +10162,7 @@
       </w:pPr>
     </w:lvl>
   </w:abstractNum>
-  <w:abstractNum w:abstractNumId="60" w15:restartNumberingAfterBreak="0">
+  <w:abstractNum w:abstractNumId="62" w15:restartNumberingAfterBreak="0">
     <w:nsid w:val="40F255BD"/>
     <w:multiLevelType w:val="hybridMultilevel"/>
     <w:tmpl w:val="EE967D54"/>
@@ -8660,7 +10253,7 @@
       </w:pPr>
     </w:lvl>
   </w:abstractNum>
-  <w:abstractNum w:abstractNumId="61" w15:restartNumberingAfterBreak="0">
+  <w:abstractNum w:abstractNumId="63" w15:restartNumberingAfterBreak="0">
     <w:nsid w:val="41410D4F"/>
     <w:multiLevelType w:val="hybridMultilevel"/>
     <w:tmpl w:val="8AD22D80"/>
@@ -8751,7 +10344,7 @@
       </w:pPr>
     </w:lvl>
   </w:abstractNum>
-  <w:abstractNum w:abstractNumId="62" w15:restartNumberingAfterBreak="0">
+  <w:abstractNum w:abstractNumId="64" w15:restartNumberingAfterBreak="0">
     <w:nsid w:val="41633659"/>
     <w:multiLevelType w:val="hybridMultilevel"/>
     <w:tmpl w:val="6A141890"/>
@@ -8864,7 +10457,7 @@
       </w:rPr>
     </w:lvl>
   </w:abstractNum>
-  <w:abstractNum w:abstractNumId="63" w15:restartNumberingAfterBreak="0">
+  <w:abstractNum w:abstractNumId="65" w15:restartNumberingAfterBreak="0">
     <w:nsid w:val="41D84265"/>
     <w:multiLevelType w:val="hybridMultilevel"/>
     <w:tmpl w:val="ABECF5DE"/>
@@ -8955,7 +10548,7 @@
       </w:pPr>
     </w:lvl>
   </w:abstractNum>
-  <w:abstractNum w:abstractNumId="64" w15:restartNumberingAfterBreak="0">
+  <w:abstractNum w:abstractNumId="66" w15:restartNumberingAfterBreak="0">
     <w:nsid w:val="43E866AD"/>
     <w:multiLevelType w:val="hybridMultilevel"/>
     <w:tmpl w:val="81BA404A"/>
@@ -9046,7 +10639,7 @@
       </w:pPr>
     </w:lvl>
   </w:abstractNum>
-  <w:abstractNum w:abstractNumId="65" w15:restartNumberingAfterBreak="0">
+  <w:abstractNum w:abstractNumId="67" w15:restartNumberingAfterBreak="0">
     <w:nsid w:val="444E377A"/>
     <w:multiLevelType w:val="hybridMultilevel"/>
     <w:tmpl w:val="1AAEF948"/>
@@ -9137,7 +10730,7 @@
       </w:pPr>
     </w:lvl>
   </w:abstractNum>
-  <w:abstractNum w:abstractNumId="66" w15:restartNumberingAfterBreak="0">
+  <w:abstractNum w:abstractNumId="68" w15:restartNumberingAfterBreak="0">
     <w:nsid w:val="44A11637"/>
     <w:multiLevelType w:val="hybridMultilevel"/>
     <w:tmpl w:val="CA90A0CA"/>
@@ -9228,7 +10821,7 @@
       </w:pPr>
     </w:lvl>
   </w:abstractNum>
-  <w:abstractNum w:abstractNumId="67" w15:restartNumberingAfterBreak="0">
+  <w:abstractNum w:abstractNumId="69" w15:restartNumberingAfterBreak="0">
     <w:nsid w:val="453F3A0D"/>
     <w:multiLevelType w:val="hybridMultilevel"/>
     <w:tmpl w:val="62FCCB12"/>
@@ -9322,7 +10915,7 @@
       </w:pPr>
     </w:lvl>
   </w:abstractNum>
-  <w:abstractNum w:abstractNumId="68" w15:restartNumberingAfterBreak="0">
+  <w:abstractNum w:abstractNumId="70" w15:restartNumberingAfterBreak="0">
     <w:nsid w:val="45592504"/>
     <w:multiLevelType w:val="hybridMultilevel"/>
     <w:tmpl w:val="8380552A"/>
@@ -9413,7 +11006,7 @@
       </w:pPr>
     </w:lvl>
   </w:abstractNum>
-  <w:abstractNum w:abstractNumId="69" w15:restartNumberingAfterBreak="0">
+  <w:abstractNum w:abstractNumId="71" w15:restartNumberingAfterBreak="0">
     <w:nsid w:val="45EA760B"/>
     <w:multiLevelType w:val="hybridMultilevel"/>
     <w:tmpl w:val="B3BCAE30"/>
@@ -9504,7 +11097,7 @@
       </w:pPr>
     </w:lvl>
   </w:abstractNum>
-  <w:abstractNum w:abstractNumId="70" w15:restartNumberingAfterBreak="0">
+  <w:abstractNum w:abstractNumId="72" w15:restartNumberingAfterBreak="0">
     <w:nsid w:val="493E0CCB"/>
     <w:multiLevelType w:val="hybridMultilevel"/>
     <w:tmpl w:val="836AD976"/>
@@ -9619,7 +11212,7 @@
       </w:rPr>
     </w:lvl>
   </w:abstractNum>
-  <w:abstractNum w:abstractNumId="71" w15:restartNumberingAfterBreak="0">
+  <w:abstractNum w:abstractNumId="73" w15:restartNumberingAfterBreak="0">
     <w:nsid w:val="49CA10C3"/>
     <w:multiLevelType w:val="hybridMultilevel"/>
     <w:tmpl w:val="715074FA"/>
@@ -9711,7 +11304,7 @@
       </w:pPr>
     </w:lvl>
   </w:abstractNum>
-  <w:abstractNum w:abstractNumId="72" w15:restartNumberingAfterBreak="0">
+  <w:abstractNum w:abstractNumId="74" w15:restartNumberingAfterBreak="0">
     <w:nsid w:val="4A2A784D"/>
     <w:multiLevelType w:val="hybridMultilevel"/>
     <w:tmpl w:val="D04A441C"/>
@@ -9803,7 +11396,7 @@
       </w:pPr>
     </w:lvl>
   </w:abstractNum>
-  <w:abstractNum w:abstractNumId="73" w15:restartNumberingAfterBreak="0">
+  <w:abstractNum w:abstractNumId="75" w15:restartNumberingAfterBreak="0">
     <w:nsid w:val="4B565984"/>
     <w:multiLevelType w:val="hybridMultilevel"/>
     <w:tmpl w:val="C220EAE8"/>
@@ -9894,7 +11487,7 @@
       </w:pPr>
     </w:lvl>
   </w:abstractNum>
-  <w:abstractNum w:abstractNumId="74" w15:restartNumberingAfterBreak="0">
+  <w:abstractNum w:abstractNumId="76" w15:restartNumberingAfterBreak="0">
     <w:nsid w:val="4C6A4027"/>
     <w:multiLevelType w:val="hybridMultilevel"/>
     <w:tmpl w:val="D3089348"/>
@@ -9985,7 +11578,7 @@
       </w:pPr>
     </w:lvl>
   </w:abstractNum>
-  <w:abstractNum w:abstractNumId="75" w15:restartNumberingAfterBreak="0">
+  <w:abstractNum w:abstractNumId="77" w15:restartNumberingAfterBreak="0">
     <w:nsid w:val="4CAF18F0"/>
     <w:multiLevelType w:val="hybridMultilevel"/>
     <w:tmpl w:val="CDCE099A"/>
@@ -10103,7 +11696,7 @@
       </w:rPr>
     </w:lvl>
   </w:abstractNum>
-  <w:abstractNum w:abstractNumId="76" w15:restartNumberingAfterBreak="0">
+  <w:abstractNum w:abstractNumId="78" w15:restartNumberingAfterBreak="0">
     <w:nsid w:val="50396346"/>
     <w:multiLevelType w:val="hybridMultilevel"/>
     <w:tmpl w:val="7424FCE8"/>
@@ -10221,7 +11814,7 @@
       </w:rPr>
     </w:lvl>
   </w:abstractNum>
-  <w:abstractNum w:abstractNumId="77" w15:restartNumberingAfterBreak="0">
+  <w:abstractNum w:abstractNumId="79" w15:restartNumberingAfterBreak="0">
     <w:nsid w:val="50BE427F"/>
     <w:multiLevelType w:val="hybridMultilevel"/>
     <w:tmpl w:val="18BEB470"/>
@@ -10314,7 +11907,7 @@
       </w:pPr>
     </w:lvl>
   </w:abstractNum>
-  <w:abstractNum w:abstractNumId="78" w15:restartNumberingAfterBreak="0">
+  <w:abstractNum w:abstractNumId="80" w15:restartNumberingAfterBreak="0">
     <w:nsid w:val="51BA0E1E"/>
     <w:multiLevelType w:val="hybridMultilevel"/>
     <w:tmpl w:val="7B6E9F2C"/>
@@ -10406,7 +11999,7 @@
       </w:pPr>
     </w:lvl>
   </w:abstractNum>
-  <w:abstractNum w:abstractNumId="79" w15:restartNumberingAfterBreak="0">
+  <w:abstractNum w:abstractNumId="81" w15:restartNumberingAfterBreak="0">
     <w:nsid w:val="52681EC6"/>
     <w:multiLevelType w:val="hybridMultilevel"/>
     <w:tmpl w:val="B02E8A92"/>
@@ -10497,7 +12090,98 @@
       </w:pPr>
     </w:lvl>
   </w:abstractNum>
-  <w:abstractNum w:abstractNumId="80" w15:restartNumberingAfterBreak="0">
+  <w:abstractNum w:abstractNumId="82" w15:restartNumberingAfterBreak="0">
+    <w:nsid w:val="52D04E3D"/>
+    <w:multiLevelType w:val="hybridMultilevel"/>
+    <w:tmpl w:val="7012BE88"/>
+    <w:lvl w:ilvl="0" w:tplc="72A80D18">
+      <w:start w:val="1"/>
+      <w:numFmt w:val="decimal"/>
+      <w:lvlText w:val="%1:"/>
+      <w:lvlJc w:val="left"/>
+      <w:pPr>
+        <w:ind w:left="360" w:hanging="360"/>
+      </w:pPr>
+      <w:rPr>
+        <w:rFonts w:ascii="Source Sans 3 Bold" w:hAnsi="Source Sans 3 Bold" w:cstheme="minorBidi" w:hint="default"/>
+        <w:b/>
+        <w:bCs/>
+      </w:rPr>
+    </w:lvl>
+    <w:lvl w:ilvl="1" w:tplc="04090019" w:tentative="1">
+      <w:start w:val="1"/>
+      <w:numFmt w:val="lowerLetter"/>
+      <w:lvlText w:val="%2."/>
+      <w:lvlJc w:val="left"/>
+      <w:pPr>
+        <w:ind w:left="1080" w:hanging="360"/>
+      </w:pPr>
+    </w:lvl>
+    <w:lvl w:ilvl="2" w:tplc="0409001B" w:tentative="1">
+      <w:start w:val="1"/>
+      <w:numFmt w:val="lowerRoman"/>
+      <w:lvlText w:val="%3."/>
+      <w:lvlJc w:val="right"/>
+      <w:pPr>
+        <w:ind w:left="1800" w:hanging="180"/>
+      </w:pPr>
+    </w:lvl>
+    <w:lvl w:ilvl="3" w:tplc="0409000F" w:tentative="1">
+      <w:start w:val="1"/>
+      <w:numFmt w:val="decimal"/>
+      <w:lvlText w:val="%4."/>
+      <w:lvlJc w:val="left"/>
+      <w:pPr>
+        <w:ind w:left="2520" w:hanging="360"/>
+      </w:pPr>
+    </w:lvl>
+    <w:lvl w:ilvl="4" w:tplc="04090019" w:tentative="1">
+      <w:start w:val="1"/>
+      <w:numFmt w:val="lowerLetter"/>
+      <w:lvlText w:val="%5."/>
+      <w:lvlJc w:val="left"/>
+      <w:pPr>
+        <w:ind w:left="3240" w:hanging="360"/>
+      </w:pPr>
+    </w:lvl>
+    <w:lvl w:ilvl="5" w:tplc="0409001B" w:tentative="1">
+      <w:start w:val="1"/>
+      <w:numFmt w:val="lowerRoman"/>
+      <w:lvlText w:val="%6."/>
+      <w:lvlJc w:val="right"/>
+      <w:pPr>
+        <w:ind w:left="3960" w:hanging="180"/>
+      </w:pPr>
+    </w:lvl>
+    <w:lvl w:ilvl="6" w:tplc="0409000F" w:tentative="1">
+      <w:start w:val="1"/>
+      <w:numFmt w:val="decimal"/>
+      <w:lvlText w:val="%7."/>
+      <w:lvlJc w:val="left"/>
+      <w:pPr>
+        <w:ind w:left="4680" w:hanging="360"/>
+      </w:pPr>
+    </w:lvl>
+    <w:lvl w:ilvl="7" w:tplc="04090019" w:tentative="1">
+      <w:start w:val="1"/>
+      <w:numFmt w:val="lowerLetter"/>
+      <w:lvlText w:val="%8."/>
+      <w:lvlJc w:val="left"/>
+      <w:pPr>
+        <w:ind w:left="5400" w:hanging="360"/>
+      </w:pPr>
+    </w:lvl>
+    <w:lvl w:ilvl="8" w:tplc="0409001B" w:tentative="1">
+      <w:start w:val="1"/>
+      <w:numFmt w:val="lowerRoman"/>
+      <w:lvlText w:val="%9."/>
+      <w:lvlJc w:val="right"/>
+      <w:pPr>
+        <w:ind w:left="6120" w:hanging="180"/>
+      </w:pPr>
+    </w:lvl>
+  </w:abstractNum>
+  <w:abstractNum w:abstractNumId="83" w15:restartNumberingAfterBreak="0">
     <w:nsid w:val="554C118D"/>
     <w:multiLevelType w:val="hybridMultilevel"/>
     <w:tmpl w:val="30546042"/>
@@ -10615,7 +12299,7 @@
       </w:rPr>
     </w:lvl>
   </w:abstractNum>
-  <w:abstractNum w:abstractNumId="81" w15:restartNumberingAfterBreak="0">
+  <w:abstractNum w:abstractNumId="84" w15:restartNumberingAfterBreak="0">
     <w:nsid w:val="562459E8"/>
     <w:multiLevelType w:val="hybridMultilevel"/>
     <w:tmpl w:val="A2343280"/>
@@ -10706,7 +12390,7 @@
       </w:pPr>
     </w:lvl>
   </w:abstractNum>
-  <w:abstractNum w:abstractNumId="82" w15:restartNumberingAfterBreak="0">
+  <w:abstractNum w:abstractNumId="85" w15:restartNumberingAfterBreak="0">
     <w:nsid w:val="57BB72E5"/>
     <w:multiLevelType w:val="hybridMultilevel"/>
     <w:tmpl w:val="AC08469E"/>
@@ -10801,7 +12485,7 @@
       </w:pPr>
     </w:lvl>
   </w:abstractNum>
-  <w:abstractNum w:abstractNumId="83" w15:restartNumberingAfterBreak="0">
+  <w:abstractNum w:abstractNumId="86" w15:restartNumberingAfterBreak="0">
     <w:nsid w:val="59BD6BAB"/>
     <w:multiLevelType w:val="hybridMultilevel"/>
     <w:tmpl w:val="77D22F20"/>
@@ -10893,7 +12577,7 @@
       </w:pPr>
     </w:lvl>
   </w:abstractNum>
-  <w:abstractNum w:abstractNumId="84" w15:restartNumberingAfterBreak="0">
+  <w:abstractNum w:abstractNumId="87" w15:restartNumberingAfterBreak="0">
     <w:nsid w:val="5A2040DC"/>
     <w:multiLevelType w:val="hybridMultilevel"/>
     <w:tmpl w:val="D89EC798"/>
@@ -10984,7 +12668,7 @@
       </w:pPr>
     </w:lvl>
   </w:abstractNum>
-  <w:abstractNum w:abstractNumId="85" w15:restartNumberingAfterBreak="0">
+  <w:abstractNum w:abstractNumId="88" w15:restartNumberingAfterBreak="0">
     <w:nsid w:val="5B9067A8"/>
     <w:multiLevelType w:val="hybridMultilevel"/>
     <w:tmpl w:val="710EA500"/>
@@ -11102,7 +12786,101 @@
       </w:rPr>
     </w:lvl>
   </w:abstractNum>
-  <w:abstractNum w:abstractNumId="86" w15:restartNumberingAfterBreak="0">
+  <w:abstractNum w:abstractNumId="89" w15:restartNumberingAfterBreak="0">
+    <w:nsid w:val="5D096BE3"/>
+    <w:multiLevelType w:val="hybridMultilevel"/>
+    <w:tmpl w:val="7758F8FE"/>
+    <w:lvl w:ilvl="0" w:tplc="19A42D6C">
+      <w:start w:val="1"/>
+      <w:numFmt w:val="lowerLetter"/>
+      <w:lvlText w:val="%1:"/>
+      <w:lvlJc w:val="left"/>
+      <w:pPr>
+        <w:ind w:left="720" w:hanging="360"/>
+      </w:pPr>
+      <w:rPr>
+        <w:rFonts w:ascii="Source Sans 3" w:hAnsi="Source Sans 3" w:hint="default"/>
+        <w:b/>
+        <w:bCs/>
+        <w:spacing w:val="0"/>
+        <w:w w:val="77"/>
+        <w:lang w:val="en-US" w:eastAsia="en-US" w:bidi="ar-SA"/>
+      </w:rPr>
+    </w:lvl>
+    <w:lvl w:ilvl="1" w:tplc="04090019" w:tentative="1">
+      <w:start w:val="1"/>
+      <w:numFmt w:val="lowerLetter"/>
+      <w:lvlText w:val="%2."/>
+      <w:lvlJc w:val="left"/>
+      <w:pPr>
+        <w:ind w:left="1440" w:hanging="360"/>
+      </w:pPr>
+    </w:lvl>
+    <w:lvl w:ilvl="2" w:tplc="0409001B" w:tentative="1">
+      <w:start w:val="1"/>
+      <w:numFmt w:val="lowerRoman"/>
+      <w:lvlText w:val="%3."/>
+      <w:lvlJc w:val="right"/>
+      <w:pPr>
+        <w:ind w:left="2160" w:hanging="180"/>
+      </w:pPr>
+    </w:lvl>
+    <w:lvl w:ilvl="3" w:tplc="0409000F" w:tentative="1">
+      <w:start w:val="1"/>
+      <w:numFmt w:val="decimal"/>
+      <w:lvlText w:val="%4."/>
+      <w:lvlJc w:val="left"/>
+      <w:pPr>
+        <w:ind w:left="2880" w:hanging="360"/>
+      </w:pPr>
+    </w:lvl>
+    <w:lvl w:ilvl="4" w:tplc="04090019" w:tentative="1">
+      <w:start w:val="1"/>
+      <w:numFmt w:val="lowerLetter"/>
+      <w:lvlText w:val="%5."/>
+      <w:lvlJc w:val="left"/>
+      <w:pPr>
+        <w:ind w:left="3600" w:hanging="360"/>
+      </w:pPr>
+    </w:lvl>
+    <w:lvl w:ilvl="5" w:tplc="0409001B" w:tentative="1">
+      <w:start w:val="1"/>
+      <w:numFmt w:val="lowerRoman"/>
+      <w:lvlText w:val="%6."/>
+      <w:lvlJc w:val="right"/>
+      <w:pPr>
+        <w:ind w:left="4320" w:hanging="180"/>
+      </w:pPr>
+    </w:lvl>
+    <w:lvl w:ilvl="6" w:tplc="0409000F" w:tentative="1">
+      <w:start w:val="1"/>
+      <w:numFmt w:val="decimal"/>
+      <w:lvlText w:val="%7."/>
+      <w:lvlJc w:val="left"/>
+      <w:pPr>
+        <w:ind w:left="5040" w:hanging="360"/>
+      </w:pPr>
+    </w:lvl>
+    <w:lvl w:ilvl="7" w:tplc="04090019" w:tentative="1">
+      <w:start w:val="1"/>
+      <w:numFmt w:val="lowerLetter"/>
+      <w:lvlText w:val="%8."/>
+      <w:lvlJc w:val="left"/>
+      <w:pPr>
+        <w:ind w:left="5760" w:hanging="360"/>
+      </w:pPr>
+    </w:lvl>
+    <w:lvl w:ilvl="8" w:tplc="0409001B" w:tentative="1">
+      <w:start w:val="1"/>
+      <w:numFmt w:val="lowerRoman"/>
+      <w:lvlText w:val="%9."/>
+      <w:lvlJc w:val="right"/>
+      <w:pPr>
+        <w:ind w:left="6480" w:hanging="180"/>
+      </w:pPr>
+    </w:lvl>
+  </w:abstractNum>
+  <w:abstractNum w:abstractNumId="90" w15:restartNumberingAfterBreak="0">
     <w:nsid w:val="5D90372C"/>
     <w:multiLevelType w:val="hybridMultilevel"/>
     <w:tmpl w:val="3EB04196"/>
@@ -11234,7 +13012,7 @@
       </w:rPr>
     </w:lvl>
   </w:abstractNum>
-  <w:abstractNum w:abstractNumId="87" w15:restartNumberingAfterBreak="0">
+  <w:abstractNum w:abstractNumId="91" w15:restartNumberingAfterBreak="0">
     <w:nsid w:val="5DBE7E38"/>
     <w:multiLevelType w:val="hybridMultilevel"/>
     <w:tmpl w:val="F4621CC8"/>
@@ -11326,7 +13104,7 @@
       </w:pPr>
     </w:lvl>
   </w:abstractNum>
-  <w:abstractNum w:abstractNumId="88" w15:restartNumberingAfterBreak="0">
+  <w:abstractNum w:abstractNumId="92" w15:restartNumberingAfterBreak="0">
     <w:nsid w:val="5F480C56"/>
     <w:multiLevelType w:val="hybridMultilevel"/>
     <w:tmpl w:val="BD10C6AA"/>
@@ -11417,7 +13195,7 @@
       </w:pPr>
     </w:lvl>
   </w:abstractNum>
-  <w:abstractNum w:abstractNumId="89" w15:restartNumberingAfterBreak="0">
+  <w:abstractNum w:abstractNumId="93" w15:restartNumberingAfterBreak="0">
     <w:nsid w:val="638C40C9"/>
     <w:multiLevelType w:val="hybridMultilevel"/>
     <w:tmpl w:val="629A2048"/>
@@ -11509,7 +13287,7 @@
       </w:pPr>
     </w:lvl>
   </w:abstractNum>
-  <w:abstractNum w:abstractNumId="90" w15:restartNumberingAfterBreak="0">
+  <w:abstractNum w:abstractNumId="94" w15:restartNumberingAfterBreak="0">
     <w:nsid w:val="64C23B13"/>
     <w:multiLevelType w:val="hybridMultilevel"/>
     <w:tmpl w:val="2A6E0D42"/>
@@ -11600,7 +13378,7 @@
       </w:pPr>
     </w:lvl>
   </w:abstractNum>
-  <w:abstractNum w:abstractNumId="91" w15:restartNumberingAfterBreak="0">
+  <w:abstractNum w:abstractNumId="95" w15:restartNumberingAfterBreak="0">
     <w:nsid w:val="657A56E3"/>
     <w:multiLevelType w:val="hybridMultilevel"/>
     <w:tmpl w:val="F5B2770C"/>
@@ -11691,7 +13469,7 @@
       </w:pPr>
     </w:lvl>
   </w:abstractNum>
-  <w:abstractNum w:abstractNumId="92" w15:restartNumberingAfterBreak="0">
+  <w:abstractNum w:abstractNumId="96" w15:restartNumberingAfterBreak="0">
     <w:nsid w:val="67AE5CCA"/>
     <w:multiLevelType w:val="hybridMultilevel"/>
     <w:tmpl w:val="F2E6F24A"/>
@@ -11782,7 +13560,101 @@
       </w:pPr>
     </w:lvl>
   </w:abstractNum>
-  <w:abstractNum w:abstractNumId="93" w15:restartNumberingAfterBreak="0">
+  <w:abstractNum w:abstractNumId="97" w15:restartNumberingAfterBreak="0">
+    <w:nsid w:val="681A0CDC"/>
+    <w:multiLevelType w:val="hybridMultilevel"/>
+    <w:tmpl w:val="3072FDB4"/>
+    <w:lvl w:ilvl="0" w:tplc="19A42D6C">
+      <w:start w:val="1"/>
+      <w:numFmt w:val="lowerLetter"/>
+      <w:lvlText w:val="%1:"/>
+      <w:lvlJc w:val="left"/>
+      <w:pPr>
+        <w:ind w:left="360" w:hanging="360"/>
+      </w:pPr>
+      <w:rPr>
+        <w:rFonts w:ascii="Source Sans 3" w:hAnsi="Source Sans 3" w:hint="default"/>
+        <w:b/>
+        <w:bCs/>
+        <w:spacing w:val="0"/>
+        <w:w w:val="77"/>
+        <w:lang w:val="en-US" w:eastAsia="en-US" w:bidi="ar-SA"/>
+      </w:rPr>
+    </w:lvl>
+    <w:lvl w:ilvl="1" w:tplc="04090019" w:tentative="1">
+      <w:start w:val="1"/>
+      <w:numFmt w:val="lowerLetter"/>
+      <w:lvlText w:val="%2."/>
+      <w:lvlJc w:val="left"/>
+      <w:pPr>
+        <w:ind w:left="1080" w:hanging="360"/>
+      </w:pPr>
+    </w:lvl>
+    <w:lvl w:ilvl="2" w:tplc="0409001B" w:tentative="1">
+      <w:start w:val="1"/>
+      <w:numFmt w:val="lowerRoman"/>
+      <w:lvlText w:val="%3."/>
+      <w:lvlJc w:val="right"/>
+      <w:pPr>
+        <w:ind w:left="1800" w:hanging="180"/>
+      </w:pPr>
+    </w:lvl>
+    <w:lvl w:ilvl="3" w:tplc="0409000F" w:tentative="1">
+      <w:start w:val="1"/>
+      <w:numFmt w:val="decimal"/>
+      <w:lvlText w:val="%4."/>
+      <w:lvlJc w:val="left"/>
+      <w:pPr>
+        <w:ind w:left="2520" w:hanging="360"/>
+      </w:pPr>
+    </w:lvl>
+    <w:lvl w:ilvl="4" w:tplc="04090019" w:tentative="1">
+      <w:start w:val="1"/>
+      <w:numFmt w:val="lowerLetter"/>
+      <w:lvlText w:val="%5."/>
+      <w:lvlJc w:val="left"/>
+      <w:pPr>
+        <w:ind w:left="3240" w:hanging="360"/>
+      </w:pPr>
+    </w:lvl>
+    <w:lvl w:ilvl="5" w:tplc="0409001B" w:tentative="1">
+      <w:start w:val="1"/>
+      <w:numFmt w:val="lowerRoman"/>
+      <w:lvlText w:val="%6."/>
+      <w:lvlJc w:val="right"/>
+      <w:pPr>
+        <w:ind w:left="3960" w:hanging="180"/>
+      </w:pPr>
+    </w:lvl>
+    <w:lvl w:ilvl="6" w:tplc="0409000F" w:tentative="1">
+      <w:start w:val="1"/>
+      <w:numFmt w:val="decimal"/>
+      <w:lvlText w:val="%7."/>
+      <w:lvlJc w:val="left"/>
+      <w:pPr>
+        <w:ind w:left="4680" w:hanging="360"/>
+      </w:pPr>
+    </w:lvl>
+    <w:lvl w:ilvl="7" w:tplc="04090019" w:tentative="1">
+      <w:start w:val="1"/>
+      <w:numFmt w:val="lowerLetter"/>
+      <w:lvlText w:val="%8."/>
+      <w:lvlJc w:val="left"/>
+      <w:pPr>
+        <w:ind w:left="5400" w:hanging="360"/>
+      </w:pPr>
+    </w:lvl>
+    <w:lvl w:ilvl="8" w:tplc="0409001B" w:tentative="1">
+      <w:start w:val="1"/>
+      <w:numFmt w:val="lowerRoman"/>
+      <w:lvlText w:val="%9."/>
+      <w:lvlJc w:val="right"/>
+      <w:pPr>
+        <w:ind w:left="6120" w:hanging="180"/>
+      </w:pPr>
+    </w:lvl>
+  </w:abstractNum>
+  <w:abstractNum w:abstractNumId="98" w15:restartNumberingAfterBreak="0">
     <w:nsid w:val="68930CE9"/>
     <w:multiLevelType w:val="hybridMultilevel"/>
     <w:tmpl w:val="C2D02C52"/>
@@ -11874,7 +13746,7 @@
       </w:pPr>
     </w:lvl>
   </w:abstractNum>
-  <w:abstractNum w:abstractNumId="94" w15:restartNumberingAfterBreak="0">
+  <w:abstractNum w:abstractNumId="99" w15:restartNumberingAfterBreak="0">
     <w:nsid w:val="696D4078"/>
     <w:multiLevelType w:val="hybridMultilevel"/>
     <w:tmpl w:val="F3E65786"/>
@@ -11966,7 +13838,7 @@
       </w:pPr>
     </w:lvl>
   </w:abstractNum>
-  <w:abstractNum w:abstractNumId="95" w15:restartNumberingAfterBreak="0">
+  <w:abstractNum w:abstractNumId="100" w15:restartNumberingAfterBreak="0">
     <w:nsid w:val="69CF734A"/>
     <w:multiLevelType w:val="hybridMultilevel"/>
     <w:tmpl w:val="3B687E36"/>
@@ -12060,7 +13932,7 @@
       </w:pPr>
     </w:lvl>
   </w:abstractNum>
-  <w:abstractNum w:abstractNumId="96" w15:restartNumberingAfterBreak="0">
+  <w:abstractNum w:abstractNumId="101" w15:restartNumberingAfterBreak="0">
     <w:nsid w:val="6B235A28"/>
     <w:multiLevelType w:val="hybridMultilevel"/>
     <w:tmpl w:val="A5006112"/>
@@ -12178,7 +14050,7 @@
       </w:rPr>
     </w:lvl>
   </w:abstractNum>
-  <w:abstractNum w:abstractNumId="97" w15:restartNumberingAfterBreak="0">
+  <w:abstractNum w:abstractNumId="102" w15:restartNumberingAfterBreak="0">
     <w:nsid w:val="6B711971"/>
     <w:multiLevelType w:val="hybridMultilevel"/>
     <w:tmpl w:val="79E0E8DE"/>
@@ -12269,7 +14141,7 @@
       </w:pPr>
     </w:lvl>
   </w:abstractNum>
-  <w:abstractNum w:abstractNumId="98" w15:restartNumberingAfterBreak="0">
+  <w:abstractNum w:abstractNumId="103" w15:restartNumberingAfterBreak="0">
     <w:nsid w:val="6C507965"/>
     <w:multiLevelType w:val="hybridMultilevel"/>
     <w:tmpl w:val="ED441248"/>
@@ -12360,7 +14232,7 @@
       </w:pPr>
     </w:lvl>
   </w:abstractNum>
-  <w:abstractNum w:abstractNumId="99" w15:restartNumberingAfterBreak="0">
+  <w:abstractNum w:abstractNumId="104" w15:restartNumberingAfterBreak="0">
     <w:nsid w:val="6F056E0A"/>
     <w:multiLevelType w:val="hybridMultilevel"/>
     <w:tmpl w:val="6414A904"/>
@@ -12451,7 +14323,7 @@
       </w:pPr>
     </w:lvl>
   </w:abstractNum>
-  <w:abstractNum w:abstractNumId="100" w15:restartNumberingAfterBreak="0">
+  <w:abstractNum w:abstractNumId="105" w15:restartNumberingAfterBreak="0">
     <w:nsid w:val="71423DCE"/>
     <w:multiLevelType w:val="hybridMultilevel"/>
     <w:tmpl w:val="71CAE97E"/>
@@ -12568,7 +14440,7 @@
       </w:rPr>
     </w:lvl>
   </w:abstractNum>
-  <w:abstractNum w:abstractNumId="101" w15:restartNumberingAfterBreak="0">
+  <w:abstractNum w:abstractNumId="106" w15:restartNumberingAfterBreak="0">
     <w:nsid w:val="721B42DF"/>
     <w:multiLevelType w:val="hybridMultilevel"/>
     <w:tmpl w:val="6B0637EA"/>
@@ -12659,7 +14531,98 @@
       </w:pPr>
     </w:lvl>
   </w:abstractNum>
-  <w:abstractNum w:abstractNumId="102" w15:restartNumberingAfterBreak="0">
+  <w:abstractNum w:abstractNumId="107" w15:restartNumberingAfterBreak="0">
+    <w:nsid w:val="72A749C7"/>
+    <w:multiLevelType w:val="hybridMultilevel"/>
+    <w:tmpl w:val="56A69A5C"/>
+    <w:lvl w:ilvl="0" w:tplc="72A80D18">
+      <w:start w:val="1"/>
+      <w:numFmt w:val="decimal"/>
+      <w:lvlText w:val="%1:"/>
+      <w:lvlJc w:val="left"/>
+      <w:pPr>
+        <w:ind w:left="360" w:hanging="360"/>
+      </w:pPr>
+      <w:rPr>
+        <w:rFonts w:ascii="Source Sans 3 Bold" w:hAnsi="Source Sans 3 Bold" w:cstheme="minorBidi" w:hint="default"/>
+        <w:b/>
+        <w:bCs/>
+      </w:rPr>
+    </w:lvl>
+    <w:lvl w:ilvl="1" w:tplc="04090019" w:tentative="1">
+      <w:start w:val="1"/>
+      <w:numFmt w:val="lowerLetter"/>
+      <w:lvlText w:val="%2."/>
+      <w:lvlJc w:val="left"/>
+      <w:pPr>
+        <w:ind w:left="1080" w:hanging="360"/>
+      </w:pPr>
+    </w:lvl>
+    <w:lvl w:ilvl="2" w:tplc="0409001B" w:tentative="1">
+      <w:start w:val="1"/>
+      <w:numFmt w:val="lowerRoman"/>
+      <w:lvlText w:val="%3."/>
+      <w:lvlJc w:val="right"/>
+      <w:pPr>
+        <w:ind w:left="1800" w:hanging="180"/>
+      </w:pPr>
+    </w:lvl>
+    <w:lvl w:ilvl="3" w:tplc="0409000F" w:tentative="1">
+      <w:start w:val="1"/>
+      <w:numFmt w:val="decimal"/>
+      <w:lvlText w:val="%4."/>
+      <w:lvlJc w:val="left"/>
+      <w:pPr>
+        <w:ind w:left="2520" w:hanging="360"/>
+      </w:pPr>
+    </w:lvl>
+    <w:lvl w:ilvl="4" w:tplc="04090019" w:tentative="1">
+      <w:start w:val="1"/>
+      <w:numFmt w:val="lowerLetter"/>
+      <w:lvlText w:val="%5."/>
+      <w:lvlJc w:val="left"/>
+      <w:pPr>
+        <w:ind w:left="3240" w:hanging="360"/>
+      </w:pPr>
+    </w:lvl>
+    <w:lvl w:ilvl="5" w:tplc="0409001B" w:tentative="1">
+      <w:start w:val="1"/>
+      <w:numFmt w:val="lowerRoman"/>
+      <w:lvlText w:val="%6."/>
+      <w:lvlJc w:val="right"/>
+      <w:pPr>
+        <w:ind w:left="3960" w:hanging="180"/>
+      </w:pPr>
+    </w:lvl>
+    <w:lvl w:ilvl="6" w:tplc="0409000F" w:tentative="1">
+      <w:start w:val="1"/>
+      <w:numFmt w:val="decimal"/>
+      <w:lvlText w:val="%7."/>
+      <w:lvlJc w:val="left"/>
+      <w:pPr>
+        <w:ind w:left="4680" w:hanging="360"/>
+      </w:pPr>
+    </w:lvl>
+    <w:lvl w:ilvl="7" w:tplc="04090019" w:tentative="1">
+      <w:start w:val="1"/>
+      <w:numFmt w:val="lowerLetter"/>
+      <w:lvlText w:val="%8."/>
+      <w:lvlJc w:val="left"/>
+      <w:pPr>
+        <w:ind w:left="5400" w:hanging="360"/>
+      </w:pPr>
+    </w:lvl>
+    <w:lvl w:ilvl="8" w:tplc="0409001B" w:tentative="1">
+      <w:start w:val="1"/>
+      <w:numFmt w:val="lowerRoman"/>
+      <w:lvlText w:val="%9."/>
+      <w:lvlJc w:val="right"/>
+      <w:pPr>
+        <w:ind w:left="6120" w:hanging="180"/>
+      </w:pPr>
+    </w:lvl>
+  </w:abstractNum>
+  <w:abstractNum w:abstractNumId="108" w15:restartNumberingAfterBreak="0">
     <w:nsid w:val="7373527D"/>
     <w:multiLevelType w:val="hybridMultilevel"/>
     <w:tmpl w:val="8C94A12A"/>
@@ -12772,7 +14735,7 @@
       </w:rPr>
     </w:lvl>
   </w:abstractNum>
-  <w:abstractNum w:abstractNumId="103" w15:restartNumberingAfterBreak="0">
+  <w:abstractNum w:abstractNumId="109" w15:restartNumberingAfterBreak="0">
     <w:nsid w:val="74B632B3"/>
     <w:multiLevelType w:val="hybridMultilevel"/>
     <w:tmpl w:val="355EC6E2"/>
@@ -12866,7 +14829,7 @@
       </w:pPr>
     </w:lvl>
   </w:abstractNum>
-  <w:abstractNum w:abstractNumId="104" w15:restartNumberingAfterBreak="0">
+  <w:abstractNum w:abstractNumId="110" w15:restartNumberingAfterBreak="0">
     <w:nsid w:val="7642063B"/>
     <w:multiLevelType w:val="hybridMultilevel"/>
     <w:tmpl w:val="7D20C7B2"/>
@@ -12985,7 +14948,7 @@
       </w:rPr>
     </w:lvl>
   </w:abstractNum>
-  <w:abstractNum w:abstractNumId="105" w15:restartNumberingAfterBreak="0">
+  <w:abstractNum w:abstractNumId="111" w15:restartNumberingAfterBreak="0">
     <w:nsid w:val="778B5A16"/>
     <w:multiLevelType w:val="hybridMultilevel"/>
     <w:tmpl w:val="90987C48"/>
@@ -13079,7 +15042,7 @@
       </w:pPr>
     </w:lvl>
   </w:abstractNum>
-  <w:abstractNum w:abstractNumId="106" w15:restartNumberingAfterBreak="0">
+  <w:abstractNum w:abstractNumId="112" w15:restartNumberingAfterBreak="0">
     <w:nsid w:val="77CD49EA"/>
     <w:multiLevelType w:val="hybridMultilevel"/>
     <w:tmpl w:val="9D949C3A"/>
@@ -13171,7 +15134,7 @@
       </w:pPr>
     </w:lvl>
   </w:abstractNum>
-  <w:abstractNum w:abstractNumId="107" w15:restartNumberingAfterBreak="0">
+  <w:abstractNum w:abstractNumId="113" w15:restartNumberingAfterBreak="0">
     <w:nsid w:val="7A850034"/>
     <w:multiLevelType w:val="hybridMultilevel"/>
     <w:tmpl w:val="03B20AC8"/>
@@ -13262,7 +15225,7 @@
       </w:pPr>
     </w:lvl>
   </w:abstractNum>
-  <w:abstractNum w:abstractNumId="108" w15:restartNumberingAfterBreak="0">
+  <w:abstractNum w:abstractNumId="114" w15:restartNumberingAfterBreak="0">
     <w:nsid w:val="7EBF4716"/>
     <w:multiLevelType w:val="hybridMultilevel"/>
     <w:tmpl w:val="69125DE8"/>
@@ -13358,7 +15321,7 @@
       </w:pPr>
     </w:lvl>
   </w:abstractNum>
-  <w:abstractNum w:abstractNumId="109" w15:restartNumberingAfterBreak="0">
+  <w:abstractNum w:abstractNumId="115" w15:restartNumberingAfterBreak="0">
     <w:nsid w:val="7F1064F4"/>
     <w:multiLevelType w:val="hybridMultilevel"/>
     <w:tmpl w:val="50B22E24"/>
@@ -13449,7 +15412,7 @@
       </w:pPr>
     </w:lvl>
   </w:abstractNum>
-  <w:abstractNum w:abstractNumId="110" w15:restartNumberingAfterBreak="0">
+  <w:abstractNum w:abstractNumId="116" w15:restartNumberingAfterBreak="0">
     <w:nsid w:val="7F720C4E"/>
     <w:multiLevelType w:val="hybridMultilevel"/>
     <w:tmpl w:val="1206C4D6"/>
@@ -13567,344 +15530,362 @@
     </w:lvl>
   </w:abstractNum>
   <w:num w:numId="1" w16cid:durableId="1449542317">
-    <w:abstractNumId w:val="46"/>
+    <w:abstractNumId w:val="48"/>
   </w:num>
   <w:num w:numId="2" w16cid:durableId="1947039723">
-    <w:abstractNumId w:val="21"/>
+    <w:abstractNumId w:val="22"/>
   </w:num>
   <w:num w:numId="3" w16cid:durableId="1031606905">
-    <w:abstractNumId w:val="45"/>
+    <w:abstractNumId w:val="47"/>
   </w:num>
   <w:num w:numId="4" w16cid:durableId="88157266">
-    <w:abstractNumId w:val="99"/>
+    <w:abstractNumId w:val="104"/>
   </w:num>
   <w:num w:numId="5" w16cid:durableId="759718161">
-    <w:abstractNumId w:val="15"/>
+    <w:abstractNumId w:val="16"/>
   </w:num>
   <w:num w:numId="6" w16cid:durableId="303196854">
+    <w:abstractNumId w:val="10"/>
+  </w:num>
+  <w:num w:numId="7" w16cid:durableId="1349328164">
+    <w:abstractNumId w:val="31"/>
+  </w:num>
+  <w:num w:numId="8" w16cid:durableId="1835991069">
+    <w:abstractNumId w:val="110"/>
+  </w:num>
+  <w:num w:numId="9" w16cid:durableId="1205366472">
+    <w:abstractNumId w:val="71"/>
+  </w:num>
+  <w:num w:numId="10" w16cid:durableId="128674976">
+    <w:abstractNumId w:val="108"/>
+  </w:num>
+  <w:num w:numId="11" w16cid:durableId="1933585742">
+    <w:abstractNumId w:val="49"/>
+  </w:num>
+  <w:num w:numId="12" w16cid:durableId="2131394485">
+    <w:abstractNumId w:val="83"/>
+  </w:num>
+  <w:num w:numId="13" w16cid:durableId="1839614985">
+    <w:abstractNumId w:val="58"/>
+  </w:num>
+  <w:num w:numId="14" w16cid:durableId="1353409994">
+    <w:abstractNumId w:val="5"/>
+  </w:num>
+  <w:num w:numId="15" w16cid:durableId="1835143102">
+    <w:abstractNumId w:val="77"/>
+  </w:num>
+  <w:num w:numId="16" w16cid:durableId="1566600042">
     <w:abstractNumId w:val="9"/>
   </w:num>
-  <w:num w:numId="7" w16cid:durableId="1349328164">
-    <w:abstractNumId w:val="30"/>
-  </w:num>
-  <w:num w:numId="8" w16cid:durableId="1835991069">
-    <w:abstractNumId w:val="104"/>
-  </w:num>
-  <w:num w:numId="9" w16cid:durableId="1205366472">
-    <w:abstractNumId w:val="69"/>
-  </w:num>
-  <w:num w:numId="10" w16cid:durableId="128674976">
-    <w:abstractNumId w:val="102"/>
-  </w:num>
-  <w:num w:numId="11" w16cid:durableId="1933585742">
-    <w:abstractNumId w:val="47"/>
-  </w:num>
-  <w:num w:numId="12" w16cid:durableId="2131394485">
-    <w:abstractNumId w:val="80"/>
-  </w:num>
-  <w:num w:numId="13" w16cid:durableId="1839614985">
-    <w:abstractNumId w:val="56"/>
-  </w:num>
-  <w:num w:numId="14" w16cid:durableId="1353409994">
-    <w:abstractNumId w:val="4"/>
-  </w:num>
-  <w:num w:numId="15" w16cid:durableId="1835143102">
-    <w:abstractNumId w:val="75"/>
-  </w:num>
-  <w:num w:numId="16" w16cid:durableId="1566600042">
-    <w:abstractNumId w:val="8"/>
-  </w:num>
   <w:num w:numId="17" w16cid:durableId="445319286">
-    <w:abstractNumId w:val="62"/>
+    <w:abstractNumId w:val="64"/>
   </w:num>
   <w:num w:numId="18" w16cid:durableId="272858431">
-    <w:abstractNumId w:val="44"/>
+    <w:abstractNumId w:val="46"/>
   </w:num>
   <w:num w:numId="19" w16cid:durableId="825777597">
     <w:abstractNumId w:val="1"/>
   </w:num>
   <w:num w:numId="20" w16cid:durableId="1191724540">
-    <w:abstractNumId w:val="103"/>
+    <w:abstractNumId w:val="109"/>
   </w:num>
   <w:num w:numId="21" w16cid:durableId="1176725428">
+    <w:abstractNumId w:val="62"/>
+  </w:num>
+  <w:num w:numId="22" w16cid:durableId="1404135546">
+    <w:abstractNumId w:val="92"/>
+  </w:num>
+  <w:num w:numId="23" w16cid:durableId="848256425">
+    <w:abstractNumId w:val="78"/>
+  </w:num>
+  <w:num w:numId="24" w16cid:durableId="1525940654">
+    <w:abstractNumId w:val="90"/>
+  </w:num>
+  <w:num w:numId="25" w16cid:durableId="1713963864">
+    <w:abstractNumId w:val="26"/>
+  </w:num>
+  <w:num w:numId="26" w16cid:durableId="303655456">
+    <w:abstractNumId w:val="101"/>
+  </w:num>
+  <w:num w:numId="27" w16cid:durableId="1104612237">
+    <w:abstractNumId w:val="69"/>
+  </w:num>
+  <w:num w:numId="28" w16cid:durableId="963073084">
+    <w:abstractNumId w:val="81"/>
+  </w:num>
+  <w:num w:numId="29" w16cid:durableId="921452471">
+    <w:abstractNumId w:val="21"/>
+  </w:num>
+  <w:num w:numId="30" w16cid:durableId="263608733">
+    <w:abstractNumId w:val="38"/>
+  </w:num>
+  <w:num w:numId="31" w16cid:durableId="2114471935">
+    <w:abstractNumId w:val="76"/>
+  </w:num>
+  <w:num w:numId="32" w16cid:durableId="790589599">
+    <w:abstractNumId w:val="65"/>
+  </w:num>
+  <w:num w:numId="33" w16cid:durableId="201863468">
+    <w:abstractNumId w:val="20"/>
+  </w:num>
+  <w:num w:numId="34" w16cid:durableId="1263227533">
+    <w:abstractNumId w:val="40"/>
+  </w:num>
+  <w:num w:numId="35" w16cid:durableId="1972243474">
+    <w:abstractNumId w:val="57"/>
+  </w:num>
+  <w:num w:numId="36" w16cid:durableId="1185359320">
+    <w:abstractNumId w:val="111"/>
+  </w:num>
+  <w:num w:numId="37" w16cid:durableId="795411630">
+    <w:abstractNumId w:val="33"/>
+  </w:num>
+  <w:num w:numId="38" w16cid:durableId="1732073974">
+    <w:abstractNumId w:val="13"/>
+  </w:num>
+  <w:num w:numId="39" w16cid:durableId="1235235858">
+    <w:abstractNumId w:val="68"/>
+  </w:num>
+  <w:num w:numId="40" w16cid:durableId="21133544">
+    <w:abstractNumId w:val="54"/>
+  </w:num>
+  <w:num w:numId="41" w16cid:durableId="1849253729">
+    <w:abstractNumId w:val="79"/>
+  </w:num>
+  <w:num w:numId="42" w16cid:durableId="807283886">
     <w:abstractNumId w:val="60"/>
   </w:num>
-  <w:num w:numId="22" w16cid:durableId="1404135546">
-    <w:abstractNumId w:val="88"/>
-  </w:num>
-  <w:num w:numId="23" w16cid:durableId="848256425">
-    <w:abstractNumId w:val="76"/>
-  </w:num>
-  <w:num w:numId="24" w16cid:durableId="1525940654">
-    <w:abstractNumId w:val="86"/>
-  </w:num>
-  <w:num w:numId="25" w16cid:durableId="1713963864">
-    <w:abstractNumId w:val="25"/>
-  </w:num>
-  <w:num w:numId="26" w16cid:durableId="303655456">
-    <w:abstractNumId w:val="96"/>
-  </w:num>
-  <w:num w:numId="27" w16cid:durableId="1104612237">
-    <w:abstractNumId w:val="67"/>
-  </w:num>
-  <w:num w:numId="28" w16cid:durableId="963073084">
-    <w:abstractNumId w:val="79"/>
-  </w:num>
-  <w:num w:numId="29" w16cid:durableId="921452471">
-    <w:abstractNumId w:val="20"/>
-  </w:num>
-  <w:num w:numId="30" w16cid:durableId="263608733">
-    <w:abstractNumId w:val="37"/>
-  </w:num>
-  <w:num w:numId="31" w16cid:durableId="2114471935">
-    <w:abstractNumId w:val="74"/>
-  </w:num>
-  <w:num w:numId="32" w16cid:durableId="790589599">
-    <w:abstractNumId w:val="63"/>
-  </w:num>
-  <w:num w:numId="33" w16cid:durableId="201863468">
-    <w:abstractNumId w:val="19"/>
-  </w:num>
-  <w:num w:numId="34" w16cid:durableId="1263227533">
-    <w:abstractNumId w:val="38"/>
-  </w:num>
-  <w:num w:numId="35" w16cid:durableId="1972243474">
-    <w:abstractNumId w:val="55"/>
-  </w:num>
-  <w:num w:numId="36" w16cid:durableId="1185359320">
-    <w:abstractNumId w:val="105"/>
-  </w:num>
-  <w:num w:numId="37" w16cid:durableId="795411630">
-    <w:abstractNumId w:val="32"/>
-  </w:num>
-  <w:num w:numId="38" w16cid:durableId="1732073974">
-    <w:abstractNumId w:val="12"/>
-  </w:num>
-  <w:num w:numId="39" w16cid:durableId="1235235858">
-    <w:abstractNumId w:val="66"/>
-  </w:num>
-  <w:num w:numId="40" w16cid:durableId="21133544">
-    <w:abstractNumId w:val="52"/>
-  </w:num>
-  <w:num w:numId="41" w16cid:durableId="1849253729">
-    <w:abstractNumId w:val="77"/>
-  </w:num>
-  <w:num w:numId="42" w16cid:durableId="807283886">
-    <w:abstractNumId w:val="58"/>
-  </w:num>
   <w:num w:numId="43" w16cid:durableId="933704914">
-    <w:abstractNumId w:val="14"/>
+    <w:abstractNumId w:val="15"/>
   </w:num>
   <w:num w:numId="44" w16cid:durableId="1194467080">
-    <w:abstractNumId w:val="49"/>
+    <w:abstractNumId w:val="51"/>
   </w:num>
   <w:num w:numId="45" w16cid:durableId="2081980019">
     <w:abstractNumId w:val="0"/>
   </w:num>
   <w:num w:numId="46" w16cid:durableId="999767686">
+    <w:abstractNumId w:val="91"/>
+  </w:num>
+  <w:num w:numId="47" w16cid:durableId="2010213938">
+    <w:abstractNumId w:val="80"/>
+  </w:num>
+  <w:num w:numId="48" w16cid:durableId="1387219428">
+    <w:abstractNumId w:val="4"/>
+  </w:num>
+  <w:num w:numId="49" w16cid:durableId="1471829045">
+    <w:abstractNumId w:val="73"/>
+  </w:num>
+  <w:num w:numId="50" w16cid:durableId="1818835407">
+    <w:abstractNumId w:val="99"/>
+  </w:num>
+  <w:num w:numId="51" w16cid:durableId="310644386">
+    <w:abstractNumId w:val="115"/>
+  </w:num>
+  <w:num w:numId="52" w16cid:durableId="1280454790">
+    <w:abstractNumId w:val="66"/>
+  </w:num>
+  <w:num w:numId="53" w16cid:durableId="1033726471">
+    <w:abstractNumId w:val="75"/>
+  </w:num>
+  <w:num w:numId="54" w16cid:durableId="1230462593">
+    <w:abstractNumId w:val="6"/>
+  </w:num>
+  <w:num w:numId="55" w16cid:durableId="1283146436">
+    <w:abstractNumId w:val="25"/>
+  </w:num>
+  <w:num w:numId="56" w16cid:durableId="1087578224">
+    <w:abstractNumId w:val="35"/>
+  </w:num>
+  <w:num w:numId="57" w16cid:durableId="1555582107">
+    <w:abstractNumId w:val="19"/>
+  </w:num>
+  <w:num w:numId="58" w16cid:durableId="1798646407">
+    <w:abstractNumId w:val="53"/>
+  </w:num>
+  <w:num w:numId="59" w16cid:durableId="599991011">
+    <w:abstractNumId w:val="23"/>
+  </w:num>
+  <w:num w:numId="60" w16cid:durableId="841046631">
+    <w:abstractNumId w:val="116"/>
+  </w:num>
+  <w:num w:numId="61" w16cid:durableId="128015507">
+    <w:abstractNumId w:val="59"/>
+  </w:num>
+  <w:num w:numId="62" w16cid:durableId="109862644">
+    <w:abstractNumId w:val="113"/>
+  </w:num>
+  <w:num w:numId="63" w16cid:durableId="943224237">
+    <w:abstractNumId w:val="41"/>
+  </w:num>
+  <w:num w:numId="64" w16cid:durableId="580527849">
+    <w:abstractNumId w:val="93"/>
+  </w:num>
+  <w:num w:numId="65" w16cid:durableId="856387678">
+    <w:abstractNumId w:val="32"/>
+  </w:num>
+  <w:num w:numId="66" w16cid:durableId="986204808">
+    <w:abstractNumId w:val="18"/>
+  </w:num>
+  <w:num w:numId="67" w16cid:durableId="1015108001">
+    <w:abstractNumId w:val="85"/>
+  </w:num>
+  <w:num w:numId="68" w16cid:durableId="733938415">
+    <w:abstractNumId w:val="42"/>
+  </w:num>
+  <w:num w:numId="69" w16cid:durableId="1420173134">
+    <w:abstractNumId w:val="36"/>
+  </w:num>
+  <w:num w:numId="70" w16cid:durableId="336155870">
+    <w:abstractNumId w:val="3"/>
+  </w:num>
+  <w:num w:numId="71" w16cid:durableId="915237899">
+    <w:abstractNumId w:val="63"/>
+  </w:num>
+  <w:num w:numId="72" w16cid:durableId="777870092">
+    <w:abstractNumId w:val="24"/>
+  </w:num>
+  <w:num w:numId="73" w16cid:durableId="1487476111">
+    <w:abstractNumId w:val="70"/>
+  </w:num>
+  <w:num w:numId="74" w16cid:durableId="21517831">
+    <w:abstractNumId w:val="28"/>
+  </w:num>
+  <w:num w:numId="75" w16cid:durableId="1403873987">
+    <w:abstractNumId w:val="12"/>
+  </w:num>
+  <w:num w:numId="76" w16cid:durableId="729772830">
+    <w:abstractNumId w:val="17"/>
+  </w:num>
+  <w:num w:numId="77" w16cid:durableId="1251741443">
+    <w:abstractNumId w:val="14"/>
+  </w:num>
+  <w:num w:numId="78" w16cid:durableId="2016956127">
+    <w:abstractNumId w:val="114"/>
+  </w:num>
+  <w:num w:numId="79" w16cid:durableId="1894920453">
+    <w:abstractNumId w:val="56"/>
+  </w:num>
+  <w:num w:numId="80" w16cid:durableId="188027024">
+    <w:abstractNumId w:val="29"/>
+  </w:num>
+  <w:num w:numId="81" w16cid:durableId="139885141">
+    <w:abstractNumId w:val="105"/>
+  </w:num>
+  <w:num w:numId="82" w16cid:durableId="1659648487">
+    <w:abstractNumId w:val="11"/>
+  </w:num>
+  <w:num w:numId="83" w16cid:durableId="1652559691">
+    <w:abstractNumId w:val="84"/>
+  </w:num>
+  <w:num w:numId="84" w16cid:durableId="1269309489">
+    <w:abstractNumId w:val="43"/>
+  </w:num>
+  <w:num w:numId="85" w16cid:durableId="1366564775">
+    <w:abstractNumId w:val="50"/>
+  </w:num>
+  <w:num w:numId="86" w16cid:durableId="185022979">
+    <w:abstractNumId w:val="52"/>
+  </w:num>
+  <w:num w:numId="87" w16cid:durableId="1622105677">
+    <w:abstractNumId w:val="102"/>
+  </w:num>
+  <w:num w:numId="88" w16cid:durableId="1430547018">
+    <w:abstractNumId w:val="103"/>
+  </w:num>
+  <w:num w:numId="89" w16cid:durableId="1740440021">
+    <w:abstractNumId w:val="94"/>
+  </w:num>
+  <w:num w:numId="90" w16cid:durableId="417215706">
+    <w:abstractNumId w:val="67"/>
+  </w:num>
+  <w:num w:numId="91" w16cid:durableId="1180240609">
+    <w:abstractNumId w:val="8"/>
+  </w:num>
+  <w:num w:numId="92" w16cid:durableId="1492334759">
+    <w:abstractNumId w:val="27"/>
+  </w:num>
+  <w:num w:numId="93" w16cid:durableId="947661223">
+    <w:abstractNumId w:val="44"/>
+  </w:num>
+  <w:num w:numId="94" w16cid:durableId="1518471374">
+    <w:abstractNumId w:val="96"/>
+  </w:num>
+  <w:num w:numId="95" w16cid:durableId="619922448">
     <w:abstractNumId w:val="87"/>
   </w:num>
-  <w:num w:numId="47" w16cid:durableId="2010213938">
-    <w:abstractNumId w:val="78"/>
+  <w:num w:numId="96" w16cid:durableId="1467892768">
+    <w:abstractNumId w:val="45"/>
   </w:num>
-  <w:num w:numId="48" w16cid:durableId="1387219428">
-    <w:abstractNumId w:val="3"/>
+  <w:num w:numId="97" w16cid:durableId="1257786220">
+    <w:abstractNumId w:val="55"/>
   </w:num>
-  <w:num w:numId="49" w16cid:durableId="1471829045">
-    <w:abstractNumId w:val="71"/>
+  <w:num w:numId="98" w16cid:durableId="1363439729">
+    <w:abstractNumId w:val="106"/>
   </w:num>
-  <w:num w:numId="50" w16cid:durableId="1818835407">
-    <w:abstractNumId w:val="94"/>
+  <w:num w:numId="99" w16cid:durableId="1507356667">
+    <w:abstractNumId w:val="88"/>
   </w:num>
-  <w:num w:numId="51" w16cid:durableId="310644386">
-    <w:abstractNumId w:val="109"/>
+  <w:num w:numId="100" w16cid:durableId="1267469531">
+    <w:abstractNumId w:val="95"/>
   </w:num>
-  <w:num w:numId="52" w16cid:durableId="1280454790">
-    <w:abstractNumId w:val="64"/>
+  <w:num w:numId="101" w16cid:durableId="857237191">
+    <w:abstractNumId w:val="30"/>
   </w:num>
-  <w:num w:numId="53" w16cid:durableId="1033726471">
-    <w:abstractNumId w:val="73"/>
+  <w:num w:numId="102" w16cid:durableId="667248184">
+    <w:abstractNumId w:val="72"/>
   </w:num>
-  <w:num w:numId="54" w16cid:durableId="1230462593">
-    <w:abstractNumId w:val="5"/>
+  <w:num w:numId="103" w16cid:durableId="1264069730">
+    <w:abstractNumId w:val="100"/>
   </w:num>
-  <w:num w:numId="55" w16cid:durableId="1283146436">
-    <w:abstractNumId w:val="24"/>
+  <w:num w:numId="104" w16cid:durableId="1546023152">
+    <w:abstractNumId w:val="98"/>
   </w:num>
-  <w:num w:numId="56" w16cid:durableId="1087578224">
+  <w:num w:numId="105" w16cid:durableId="1226453288">
+    <w:abstractNumId w:val="7"/>
+  </w:num>
+  <w:num w:numId="106" w16cid:durableId="1368991817">
+    <w:abstractNumId w:val="61"/>
+  </w:num>
+  <w:num w:numId="107" w16cid:durableId="195582916">
     <w:abstractNumId w:val="34"/>
   </w:num>
-  <w:num w:numId="57" w16cid:durableId="1555582107">
-    <w:abstractNumId w:val="18"/>
+  <w:num w:numId="108" w16cid:durableId="1166481521">
+    <w:abstractNumId w:val="74"/>
   </w:num>
-  <w:num w:numId="58" w16cid:durableId="1798646407">
-    <w:abstractNumId w:val="51"/>
+  <w:num w:numId="109" w16cid:durableId="439492112">
+    <w:abstractNumId w:val="112"/>
   </w:num>
-  <w:num w:numId="59" w16cid:durableId="599991011">
-    <w:abstractNumId w:val="22"/>
+  <w:num w:numId="110" w16cid:durableId="997658750">
+    <w:abstractNumId w:val="86"/>
   </w:num>
-  <w:num w:numId="60" w16cid:durableId="841046631">
-    <w:abstractNumId w:val="110"/>
+  <w:num w:numId="111" w16cid:durableId="1445492604">
+    <w:abstractNumId w:val="37"/>
   </w:num>
-  <w:num w:numId="61" w16cid:durableId="128015507">
-    <w:abstractNumId w:val="57"/>
-  </w:num>
-  <w:num w:numId="62" w16cid:durableId="109862644">
+  <w:num w:numId="112" w16cid:durableId="1324813548">
     <w:abstractNumId w:val="107"/>
   </w:num>
-  <w:num w:numId="63" w16cid:durableId="943224237">
+  <w:num w:numId="113" w16cid:durableId="833761040">
+    <w:abstractNumId w:val="2"/>
+  </w:num>
+  <w:num w:numId="114" w16cid:durableId="1995328297">
     <w:abstractNumId w:val="39"/>
   </w:num>
-  <w:num w:numId="64" w16cid:durableId="580527849">
-    <w:abstractNumId w:val="89"/>
+  <w:num w:numId="115" w16cid:durableId="1538278096">
+    <w:abstractNumId w:val="97"/>
   </w:num>
-  <w:num w:numId="65" w16cid:durableId="856387678">
-    <w:abstractNumId w:val="31"/>
-  </w:num>
-  <w:num w:numId="66" w16cid:durableId="986204808">
-    <w:abstractNumId w:val="17"/>
-  </w:num>
-  <w:num w:numId="67" w16cid:durableId="1015108001">
+  <w:num w:numId="116" w16cid:durableId="1605729890">
     <w:abstractNumId w:val="82"/>
   </w:num>
-  <w:num w:numId="68" w16cid:durableId="733938415">
-    <w:abstractNumId w:val="40"/>
-  </w:num>
-  <w:num w:numId="69" w16cid:durableId="1420173134">
-    <w:abstractNumId w:val="35"/>
-  </w:num>
-  <w:num w:numId="70" w16cid:durableId="336155870">
-    <w:abstractNumId w:val="2"/>
-  </w:num>
-  <w:num w:numId="71" w16cid:durableId="915237899">
-    <w:abstractNumId w:val="61"/>
-  </w:num>
-  <w:num w:numId="72" w16cid:durableId="777870092">
-    <w:abstractNumId w:val="23"/>
-  </w:num>
-  <w:num w:numId="73" w16cid:durableId="1487476111">
-    <w:abstractNumId w:val="68"/>
-  </w:num>
-  <w:num w:numId="74" w16cid:durableId="21517831">
-    <w:abstractNumId w:val="27"/>
-  </w:num>
-  <w:num w:numId="75" w16cid:durableId="1403873987">
-    <w:abstractNumId w:val="11"/>
-  </w:num>
-  <w:num w:numId="76" w16cid:durableId="729772830">
-    <w:abstractNumId w:val="16"/>
-  </w:num>
-  <w:num w:numId="77" w16cid:durableId="1251741443">
-    <w:abstractNumId w:val="13"/>
-  </w:num>
-  <w:num w:numId="78" w16cid:durableId="2016956127">
-    <w:abstractNumId w:val="108"/>
-  </w:num>
-  <w:num w:numId="79" w16cid:durableId="1894920453">
-    <w:abstractNumId w:val="54"/>
-  </w:num>
-  <w:num w:numId="80" w16cid:durableId="188027024">
-    <w:abstractNumId w:val="28"/>
-  </w:num>
-  <w:num w:numId="81" w16cid:durableId="139885141">
-    <w:abstractNumId w:val="100"/>
-  </w:num>
-  <w:num w:numId="82" w16cid:durableId="1659648487">
-    <w:abstractNumId w:val="10"/>
-  </w:num>
-  <w:num w:numId="83" w16cid:durableId="1652559691">
-    <w:abstractNumId w:val="81"/>
-  </w:num>
-  <w:num w:numId="84" w16cid:durableId="1269309489">
-    <w:abstractNumId w:val="41"/>
-  </w:num>
-  <w:num w:numId="85" w16cid:durableId="1366564775">
-    <w:abstractNumId w:val="48"/>
-  </w:num>
-  <w:num w:numId="86" w16cid:durableId="185022979">
-    <w:abstractNumId w:val="50"/>
-  </w:num>
-  <w:num w:numId="87" w16cid:durableId="1622105677">
-    <w:abstractNumId w:val="97"/>
-  </w:num>
-  <w:num w:numId="88" w16cid:durableId="1430547018">
-    <w:abstractNumId w:val="98"/>
-  </w:num>
-  <w:num w:numId="89" w16cid:durableId="1740440021">
-    <w:abstractNumId w:val="90"/>
-  </w:num>
-  <w:num w:numId="90" w16cid:durableId="417215706">
-    <w:abstractNumId w:val="65"/>
-  </w:num>
-  <w:num w:numId="91" w16cid:durableId="1180240609">
-    <w:abstractNumId w:val="7"/>
-  </w:num>
-  <w:num w:numId="92" w16cid:durableId="1492334759">
-    <w:abstractNumId w:val="26"/>
-  </w:num>
-  <w:num w:numId="93" w16cid:durableId="947661223">
-    <w:abstractNumId w:val="42"/>
-  </w:num>
-  <w:num w:numId="94" w16cid:durableId="1518471374">
-    <w:abstractNumId w:val="92"/>
-  </w:num>
-  <w:num w:numId="95" w16cid:durableId="619922448">
-    <w:abstractNumId w:val="84"/>
-  </w:num>
-  <w:num w:numId="96" w16cid:durableId="1467892768">
-    <w:abstractNumId w:val="43"/>
-  </w:num>
-  <w:num w:numId="97" w16cid:durableId="1257786220">
-    <w:abstractNumId w:val="53"/>
-  </w:num>
-  <w:num w:numId="98" w16cid:durableId="1363439729">
-    <w:abstractNumId w:val="101"/>
-  </w:num>
-  <w:num w:numId="99" w16cid:durableId="1507356667">
-    <w:abstractNumId w:val="85"/>
-  </w:num>
-  <w:num w:numId="100" w16cid:durableId="1267469531">
-    <w:abstractNumId w:val="91"/>
-  </w:num>
-  <w:num w:numId="101" w16cid:durableId="857237191">
-    <w:abstractNumId w:val="29"/>
-  </w:num>
-  <w:num w:numId="102" w16cid:durableId="667248184">
-    <w:abstractNumId w:val="70"/>
-  </w:num>
-  <w:num w:numId="103" w16cid:durableId="1264069730">
-    <w:abstractNumId w:val="95"/>
-  </w:num>
-  <w:num w:numId="104" w16cid:durableId="1546023152">
-    <w:abstractNumId w:val="93"/>
-  </w:num>
-  <w:num w:numId="105" w16cid:durableId="1226453288">
-    <w:abstractNumId w:val="6"/>
-  </w:num>
-  <w:num w:numId="106" w16cid:durableId="1368991817">
-    <w:abstractNumId w:val="59"/>
-  </w:num>
-  <w:num w:numId="107" w16cid:durableId="195582916">
-    <w:abstractNumId w:val="33"/>
-  </w:num>
-  <w:num w:numId="108" w16cid:durableId="1166481521">
-    <w:abstractNumId w:val="72"/>
-  </w:num>
-  <w:num w:numId="109" w16cid:durableId="439492112">
-    <w:abstractNumId w:val="106"/>
-  </w:num>
-  <w:num w:numId="110" w16cid:durableId="997658750">
-    <w:abstractNumId w:val="83"/>
-  </w:num>
-  <w:num w:numId="111" w16cid:durableId="1445492604">
-    <w:abstractNumId w:val="36"/>
+  <w:num w:numId="117" w16cid:durableId="613176844">
+    <w:abstractNumId w:val="89"/>
   </w:num>
   <w:numIdMacAtCleanup w:val="101"/>
 </w:numbering>
 </file>
 
 <file path=word/styles.xml><?xml version="1.0" encoding="utf-8"?>
-<w:styles xmlns:mc="http://schemas.openxmlformats.org/markup-compatibility/2006" xmlns:r="http://schemas.openxmlformats.org/officeDocument/2006/relationships" xmlns:w="http://schemas.openxmlformats.org/wordprocessingml/2006/main" xmlns:w14="http://schemas.microsoft.com/office/word/2010/wordml" xmlns:w15="http://schemas.microsoft.com/office/word/2012/wordml" xmlns:w16cex="http://schemas.microsoft.com/office/word/2018/wordml/cex" xmlns:w16cid="http://schemas.microsoft.com/office/word/2016/wordml/cid" xmlns:w16="http://schemas.microsoft.com/office/word/2018/wordml" xmlns:w16du="http://schemas.microsoft.com/office/word/2023/wordml/word16du" xmlns:w16sdtdh="http://schemas.microsoft.com/office/word/2020/wordml/sdtdatahash" xmlns:w16sdtfl="http://schemas.microsoft.com/office/word/2024/wordml/sdtformatlock" xmlns:w16se="http://schemas.microsoft.com/office/word/2015/wordml/symex" mc:Ignorable="w14 w15 w16se w16cid w16 w16cex w16sdtdh w16sdtfl w16du">
+<w:styles xmlns:mc="http://schemas.openxmlformats.org/markup-compatibility/2006" xmlns:r="http://schemas.openxmlformats.org/officeDocument/2006/relationships" xmlns:w="http://schemas.openxmlformats.org/wordprocessingml/2006/main" xmlns:w14="http://schemas.microsoft.com/office/word/2010/wordml" xmlns:w15="http://schemas.microsoft.com/office/word/2012/wordml" xmlns:w16cex="http://schemas.microsoft.com/office/word/2018/wordml/cex" xmlns:w16cid="http://schemas.microsoft.com/office/word/2016/wordml/cid" xmlns:w16="http://schemas.microsoft.com/office/word/2018/wordml" xmlns:w16sdtdh="http://schemas.microsoft.com/office/word/2020/wordml/sdtdatahash" xmlns:w16se="http://schemas.microsoft.com/office/word/2015/wordml/symex" mc:Ignorable="w14 w15 w16se w16cid w16 w16cex w16sdtdh">
   <w:docDefaults>
     <w:rPrDefault>
       <w:rPr>
